--- a/古文今讀71-80.docx
+++ b/古文今讀71-80.docx
@@ -388,7 +388,7 @@
                 <w:sz w:val="22"/>
                 <w:szCs w:val="22"/>
               </w:rPr>
-              <w:t xml:space="preserve">代詞，指烏賊</w:t>
+              <w:t xml:space="preserve">助詞，無義</w:t>
             </w:r>
           </w:p>
         </w:tc>
@@ -508,7 +508,7 @@
           <w:sz w:val="24"/>
           <w:szCs w:val="24"/>
         </w:rPr>
-        <w:t xml:space="preserve">「其」在本單元多為代詞，可譯為「他（它）的」，要看前文指的是誰（宋人、詩稿、千里馬、烏賊）。　第80課的「其」皆指楚人。</w:t>
+        <w:t xml:space="preserve">「其」在本單元多為代詞，可譯為「他（它）的」，要看前文指的是誰（宋人、詩稿、千里馬、楚人）；「知其魚而攫之」的「其」是助詞，無義。　第80課的「其」皆指楚人。</w:t>
       </w:r>
     </w:p>
     <w:p>

--- a/古文今讀71-80.docx
+++ b/古文今讀71-80.docx
@@ -754,7 +754,7 @@
                 <w:sz w:val="22"/>
                 <w:szCs w:val="22"/>
               </w:rPr>
-              <w:t xml:space="preserve">以為無益而捨「之」者（第71課，課本標註）</w:t>
+              <w:t xml:space="preserve">以為無益而舍「之」者（第71課，課本標註）</w:t>
             </w:r>
           </w:p>
         </w:tc>
@@ -1418,7 +1418,7 @@
                 <w:sz w:val="22"/>
                 <w:szCs w:val="22"/>
               </w:rPr>
-              <w:t xml:space="preserve">「以為」無益而捨之者（第71課，原文）</w:t>
+              <w:t xml:space="preserve">「以為」無益而舍之者（第71課，原文）</w:t>
             </w:r>
           </w:p>
           <w:p>
@@ -1431,219 +1431,6 @@
                 <w:szCs w:val="22"/>
               </w:rPr>
               <w:t xml:space="preserve">「以為」天下無良貓也（第73課，原文）</w:t>
-            </w:r>
-          </w:p>
-          <w:p>
-            <w:r>
-              <w:rPr>
-                <w:rFonts w:ascii="標楷體" w:cs="標楷體" w:eastAsia="標楷體" w:hAnsi="標楷體"/>
-                <w:b w:val="false"/>
-                <w:bCs w:val="false"/>
-                <w:sz w:val="22"/>
-                <w:szCs w:val="22"/>
-              </w:rPr>
-              <w:t xml:space="preserve">天下必「以」王為能市馬（第75課，原文）</w:t>
-            </w:r>
-          </w:p>
-        </w:tc>
-      </w:tr>
-      <w:tr>
-        <w:trPr>
-          <w:cantSplit/>
-        </w:trPr>
-        <w:tc>
-          <w:tcPr>
-            <w:tcW w:type="dxa" w:w="3000"/>
-            <w:tcBorders>
-              <w:top w:val="single" w:color="A6A6A6" w:sz="4"/>
-              <w:left w:val="single" w:color="A6A6A6" w:sz="4"/>
-              <w:bottom w:val="single" w:color="A6A6A6" w:sz="4"/>
-              <w:right w:val="single" w:color="A6A6A6" w:sz="4"/>
-            </w:tcBorders>
-            <w:tcMar>
-              <w:top w:type="dxa" w:w="50"/>
-              <w:left w:type="dxa" w:w="90"/>
-              <w:bottom w:type="dxa" w:w="50"/>
-              <w:right w:type="dxa" w:w="90"/>
-            </w:tcMar>
-          </w:tcPr>
-          <w:p>
-            <w:r>
-              <w:rPr>
-                <w:rFonts w:ascii="標楷體" w:cs="標楷體" w:eastAsia="標楷體" w:hAnsi="標楷體"/>
-                <w:b w:val="false"/>
-                <w:bCs w:val="false"/>
-                <w:sz w:val="22"/>
-                <w:szCs w:val="22"/>
-              </w:rPr>
-              <w:t xml:space="preserve">介，因為（以故：因此）</w:t>
-            </w:r>
-          </w:p>
-        </w:tc>
-        <w:tc>
-          <w:tcPr>
-            <w:tcW w:type="dxa" w:w="7300"/>
-            <w:tcBorders>
-              <w:top w:val="single" w:color="A6A6A6" w:sz="4"/>
-              <w:left w:val="single" w:color="A6A6A6" w:sz="4"/>
-              <w:bottom w:val="single" w:color="A6A6A6" w:sz="4"/>
-              <w:right w:val="single" w:color="A6A6A6" w:sz="4"/>
-            </w:tcBorders>
-            <w:tcMar>
-              <w:top w:type="dxa" w:w="50"/>
-              <w:left w:type="dxa" w:w="90"/>
-              <w:bottom w:type="dxa" w:w="50"/>
-              <w:right w:type="dxa" w:w="90"/>
-            </w:tcMar>
-          </w:tcPr>
-          <w:p>
-            <w:r>
-              <w:rPr>
-                <w:rFonts w:ascii="標楷體" w:cs="標楷體" w:eastAsia="標楷體" w:hAnsi="標楷體"/>
-                <w:b w:val="false"/>
-                <w:bCs w:val="false"/>
-                <w:sz w:val="22"/>
-                <w:szCs w:val="22"/>
-              </w:rPr>
-              <w:t xml:space="preserve">鼠「以」故益暴（第73課，原文）</w:t>
-            </w:r>
-          </w:p>
-        </w:tc>
-      </w:tr>
-      <w:tr>
-        <w:trPr>
-          <w:cantSplit/>
-        </w:trPr>
-        <w:tc>
-          <w:tcPr>
-            <w:tcW w:type="dxa" w:w="3000"/>
-            <w:tcBorders>
-              <w:top w:val="single" w:color="A6A6A6" w:sz="4"/>
-              <w:left w:val="single" w:color="A6A6A6" w:sz="4"/>
-              <w:bottom w:val="single" w:color="A6A6A6" w:sz="4"/>
-              <w:right w:val="single" w:color="A6A6A6" w:sz="4"/>
-            </w:tcBorders>
-            <w:tcMar>
-              <w:top w:type="dxa" w:w="50"/>
-              <w:left w:type="dxa" w:w="90"/>
-              <w:bottom w:type="dxa" w:w="50"/>
-              <w:right w:type="dxa" w:w="90"/>
-            </w:tcMar>
-          </w:tcPr>
-          <w:p>
-            <w:r>
-              <w:rPr>
-                <w:rFonts w:ascii="標楷體" w:cs="標楷體" w:eastAsia="標楷體" w:hAnsi="標楷體"/>
-                <w:b w:val="false"/>
-                <w:bCs w:val="false"/>
-                <w:sz w:val="22"/>
-                <w:szCs w:val="22"/>
-              </w:rPr>
-              <w:t xml:space="preserve">連詞，來（表目的）</w:t>
-            </w:r>
-          </w:p>
-        </w:tc>
-        <w:tc>
-          <w:tcPr>
-            <w:tcW w:type="dxa" w:w="7300"/>
-            <w:tcBorders>
-              <w:top w:val="single" w:color="A6A6A6" w:sz="4"/>
-              <w:left w:val="single" w:color="A6A6A6" w:sz="4"/>
-              <w:bottom w:val="single" w:color="A6A6A6" w:sz="4"/>
-              <w:right w:val="single" w:color="A6A6A6" w:sz="4"/>
-            </w:tcBorders>
-            <w:tcMar>
-              <w:top w:type="dxa" w:w="50"/>
-              <w:left w:type="dxa" w:w="90"/>
-              <w:bottom w:type="dxa" w:w="50"/>
-              <w:right w:type="dxa" w:w="90"/>
-            </w:tcMar>
-          </w:tcPr>
-          <w:p>
-            <w:r>
-              <w:rPr>
-                <w:rFonts w:ascii="標楷體" w:cs="標楷體" w:eastAsia="標楷體" w:hAnsi="標楷體"/>
-                <w:b w:val="false"/>
-                <w:bCs w:val="false"/>
-                <w:sz w:val="22"/>
-                <w:szCs w:val="22"/>
-              </w:rPr>
-              <w:t xml:space="preserve">則呴水「以」自蔽（第77課，課本標註）</w:t>
-            </w:r>
-          </w:p>
-          <w:p>
-            <w:r>
-              <w:rPr>
-                <w:rFonts w:ascii="標楷體" w:cs="標楷體" w:eastAsia="標楷體" w:hAnsi="標楷體"/>
-                <w:b w:val="false"/>
-                <w:bCs w:val="false"/>
-                <w:sz w:val="22"/>
-                <w:szCs w:val="22"/>
-              </w:rPr>
-              <w:t xml:space="preserve">徒知自蔽「以」求全，不知滅跡「以」杜疑（第77課，原文）</w:t>
-            </w:r>
-          </w:p>
-        </w:tc>
-      </w:tr>
-      <w:tr>
-        <w:trPr>
-          <w:cantSplit/>
-        </w:trPr>
-        <w:tc>
-          <w:tcPr>
-            <w:tcW w:type="dxa" w:w="3000"/>
-            <w:tcBorders>
-              <w:top w:val="single" w:color="A6A6A6" w:sz="4"/>
-              <w:left w:val="single" w:color="A6A6A6" w:sz="4"/>
-              <w:bottom w:val="single" w:color="A6A6A6" w:sz="4"/>
-              <w:right w:val="single" w:color="A6A6A6" w:sz="4"/>
-            </w:tcBorders>
-            <w:tcMar>
-              <w:top w:type="dxa" w:w="50"/>
-              <w:left w:type="dxa" w:w="90"/>
-              <w:bottom w:type="dxa" w:w="50"/>
-              <w:right w:type="dxa" w:w="90"/>
-            </w:tcMar>
-          </w:tcPr>
-          <w:p>
-            <w:r>
-              <w:rPr>
-                <w:rFonts w:ascii="標楷體" w:cs="標楷體" w:eastAsia="標楷體" w:hAnsi="標楷體"/>
-                <w:b w:val="false"/>
-                <w:bCs w:val="false"/>
-                <w:sz w:val="22"/>
-                <w:szCs w:val="22"/>
-              </w:rPr>
-              <w:t xml:space="preserve">所以：…的原因</w:t>
-            </w:r>
-          </w:p>
-        </w:tc>
-        <w:tc>
-          <w:tcPr>
-            <w:tcW w:type="dxa" w:w="7300"/>
-            <w:tcBorders>
-              <w:top w:val="single" w:color="A6A6A6" w:sz="4"/>
-              <w:left w:val="single" w:color="A6A6A6" w:sz="4"/>
-              <w:bottom w:val="single" w:color="A6A6A6" w:sz="4"/>
-              <w:right w:val="single" w:color="A6A6A6" w:sz="4"/>
-            </w:tcBorders>
-            <w:tcMar>
-              <w:top w:type="dxa" w:w="50"/>
-              <w:left w:type="dxa" w:w="90"/>
-              <w:bottom w:type="dxa" w:w="50"/>
-              <w:right w:type="dxa" w:w="90"/>
-            </w:tcMar>
-          </w:tcPr>
-          <w:p>
-            <w:r>
-              <w:rPr>
-                <w:rFonts w:ascii="標楷體" w:cs="標楷體" w:eastAsia="標楷體" w:hAnsi="標楷體"/>
-                <w:b w:val="false"/>
-                <w:bCs w:val="false"/>
-                <w:sz w:val="22"/>
-                <w:szCs w:val="22"/>
-              </w:rPr>
-              <w:t xml:space="preserve">此乃信之「所以」為陛下擒也（第76課，原文）</w:t>
             </w:r>
           </w:p>
         </w:tc>
@@ -1872,7 +1659,7 @@
           <w:sz w:val="24"/>
           <w:szCs w:val="24"/>
         </w:rPr>
-        <w:t xml:space="preserve">「以」常見意義：用、認為、因為、來（表目的）。「以為」是「認為」，「以故」是「因此」。　「以是」是固定結構，意思是「因為這樣」。</w:t>
+        <w:t xml:space="preserve">「以」在本單元常見的意義：用、而；「以為」是「認為」。　「以是」是固定結構，意思是「因為這樣」。</w:t>
       </w:r>
     </w:p>
     <w:p>
@@ -2745,145 +2532,7 @@
                 <w:sz w:val="22"/>
                 <w:szCs w:val="22"/>
               </w:rPr>
-              <w:t xml:space="preserve">何為「為」我擒、此乃信之所以「為」陛下擒也（第76課，原文）</w:t>
-            </w:r>
-          </w:p>
-        </w:tc>
-      </w:tr>
-      <w:tr>
-        <w:trPr>
-          <w:cantSplit/>
-        </w:trPr>
-        <w:tc>
-          <w:tcPr>
-            <w:tcW w:type="dxa" w:w="3000"/>
-            <w:tcBorders>
-              <w:top w:val="single" w:color="A6A6A6" w:sz="4"/>
-              <w:left w:val="single" w:color="A6A6A6" w:sz="4"/>
-              <w:bottom w:val="single" w:color="A6A6A6" w:sz="4"/>
-              <w:right w:val="single" w:color="A6A6A6" w:sz="4"/>
-            </w:tcBorders>
-            <w:tcMar>
-              <w:top w:type="dxa" w:w="50"/>
-              <w:left w:type="dxa" w:w="90"/>
-              <w:bottom w:type="dxa" w:w="50"/>
-              <w:right w:type="dxa" w:w="90"/>
-            </w:tcMar>
-          </w:tcPr>
-          <w:p>
-            <w:r>
-              <w:rPr>
-                <w:rFonts w:ascii="標楷體" w:cs="標楷體" w:eastAsia="標楷體" w:hAnsi="標楷體"/>
-                <w:b w:val="false"/>
-                <w:bCs w:val="false"/>
-                <w:sz w:val="22"/>
-                <w:szCs w:val="22"/>
-              </w:rPr>
-              <w:t xml:space="preserve">ㄨㄟˊ　動，稱為、叫做</w:t>
-            </w:r>
-          </w:p>
-        </w:tc>
-        <w:tc>
-          <w:tcPr>
-            <w:tcW w:type="dxa" w:w="7300"/>
-            <w:tcBorders>
-              <w:top w:val="single" w:color="A6A6A6" w:sz="4"/>
-              <w:left w:val="single" w:color="A6A6A6" w:sz="4"/>
-              <w:bottom w:val="single" w:color="A6A6A6" w:sz="4"/>
-              <w:right w:val="single" w:color="A6A6A6" w:sz="4"/>
-            </w:tcBorders>
-            <w:tcMar>
-              <w:top w:type="dxa" w:w="50"/>
-              <w:left w:type="dxa" w:w="90"/>
-              <w:bottom w:type="dxa" w:w="50"/>
-              <w:right w:type="dxa" w:w="90"/>
-            </w:tcMar>
-          </w:tcPr>
-          <w:p>
-            <w:r>
-              <w:rPr>
-                <w:rFonts w:ascii="標楷體" w:cs="標楷體" w:eastAsia="標楷體" w:hAnsi="標楷體"/>
-                <w:b w:val="false"/>
-                <w:bCs w:val="false"/>
-                <w:sz w:val="22"/>
-                <w:szCs w:val="22"/>
-              </w:rPr>
-              <w:t xml:space="preserve">號「為」退筆塚、人謂「為」鐵門限（第74課，原文）</w:t>
-            </w:r>
-          </w:p>
-          <w:p>
-            <w:r>
-              <w:rPr>
-                <w:rFonts w:ascii="標楷體" w:cs="標楷體" w:eastAsia="標楷體" w:hAnsi="標楷體"/>
-                <w:b w:val="false"/>
-                <w:bCs w:val="false"/>
-                <w:sz w:val="22"/>
-                <w:szCs w:val="22"/>
-              </w:rPr>
-              <w:t xml:space="preserve">義興人謂「為」三橫（第78課，原文）</w:t>
-            </w:r>
-          </w:p>
-        </w:tc>
-      </w:tr>
-      <w:tr>
-        <w:trPr>
-          <w:cantSplit/>
-        </w:trPr>
-        <w:tc>
-          <w:tcPr>
-            <w:tcW w:type="dxa" w:w="3000"/>
-            <w:tcBorders>
-              <w:top w:val="single" w:color="A6A6A6" w:sz="4"/>
-              <w:left w:val="single" w:color="A6A6A6" w:sz="4"/>
-              <w:bottom w:val="single" w:color="A6A6A6" w:sz="4"/>
-              <w:right w:val="single" w:color="A6A6A6" w:sz="4"/>
-            </w:tcBorders>
-            <w:tcMar>
-              <w:top w:type="dxa" w:w="50"/>
-              <w:left w:type="dxa" w:w="90"/>
-              <w:bottom w:type="dxa" w:w="50"/>
-              <w:right w:type="dxa" w:w="90"/>
-            </w:tcMar>
-          </w:tcPr>
-          <w:p>
-            <w:r>
-              <w:rPr>
-                <w:rFonts w:ascii="標楷體" w:cs="標楷體" w:eastAsia="標楷體" w:hAnsi="標楷體"/>
-                <w:b w:val="false"/>
-                <w:bCs w:val="false"/>
-                <w:sz w:val="22"/>
-                <w:szCs w:val="22"/>
-              </w:rPr>
-              <w:t xml:space="preserve">ㄨㄟˊ　動，認為（以…為）</w:t>
-            </w:r>
-          </w:p>
-        </w:tc>
-        <w:tc>
-          <w:tcPr>
-            <w:tcW w:type="dxa" w:w="7300"/>
-            <w:tcBorders>
-              <w:top w:val="single" w:color="A6A6A6" w:sz="4"/>
-              <w:left w:val="single" w:color="A6A6A6" w:sz="4"/>
-              <w:bottom w:val="single" w:color="A6A6A6" w:sz="4"/>
-              <w:right w:val="single" w:color="A6A6A6" w:sz="4"/>
-            </w:tcBorders>
-            <w:tcMar>
-              <w:top w:type="dxa" w:w="50"/>
-              <w:left w:type="dxa" w:w="90"/>
-              <w:bottom w:type="dxa" w:w="50"/>
-              <w:right w:type="dxa" w:w="90"/>
-            </w:tcMar>
-          </w:tcPr>
-          <w:p>
-            <w:r>
-              <w:rPr>
-                <w:rFonts w:ascii="標楷體" w:cs="標楷體" w:eastAsia="標楷體" w:hAnsi="標楷體"/>
-                <w:b w:val="false"/>
-                <w:bCs w:val="false"/>
-                <w:sz w:val="22"/>
-                <w:szCs w:val="22"/>
-              </w:rPr>
-              <w:t xml:space="preserve">天下必以王「為」能市馬（第75課，原文）</w:t>
+              <w:t xml:space="preserve">何為「為」我禽、此乃信之所以「為」陛下禽也（第76課，原文）</w:t>
             </w:r>
           </w:p>
         </w:tc>
@@ -3281,7 +2930,7 @@
                 <w:sz w:val="22"/>
                 <w:szCs w:val="22"/>
               </w:rPr>
-              <w:t xml:space="preserve">彼其</w:t>
+              <w:t xml:space="preserve">彼、其</w:t>
             </w:r>
           </w:p>
         </w:tc>
@@ -3310,7 +2959,7 @@
                 <w:sz w:val="22"/>
                 <w:szCs w:val="22"/>
               </w:rPr>
-              <w:t xml:space="preserve">第三人稱（補充）</w:t>
+              <w:t xml:space="preserve">第三人稱，皆譯「他」（補充）</w:t>
             </w:r>
           </w:p>
         </w:tc>
@@ -3469,7 +3118,7 @@
           <w:sz w:val="30"/>
           <w:szCs w:val="30"/>
         </w:rPr>
-        <w:t xml:space="preserve">六、通假字與詞性轉變</w:t>
+        <w:t xml:space="preserve">六、通假字（本字與原文句）</w:t>
       </w:r>
     </w:p>
     <w:tbl>
@@ -3518,7 +3167,7 @@
                 <w:sz w:val="22"/>
                 <w:szCs w:val="22"/>
               </w:rPr>
-              <w:t xml:space="preserve">項目</w:t>
+              <w:t xml:space="preserve">通假字　→　本字</w:t>
             </w:r>
           </w:p>
         </w:tc>
@@ -3548,7 +3197,7 @@
                 <w:sz w:val="22"/>
                 <w:szCs w:val="22"/>
               </w:rPr>
-              <w:t xml:space="preserve">說明（出處）</w:t>
+              <w:t xml:space="preserve">原文句與說明</w:t>
             </w:r>
           </w:p>
         </w:tc>
@@ -3582,7 +3231,7 @@
                 <w:sz w:val="22"/>
                 <w:szCs w:val="22"/>
               </w:rPr>
-              <w:t xml:space="preserve">閔＝憫</w:t>
+              <w:t xml:space="preserve">閔　→　憫</w:t>
             </w:r>
           </w:p>
         </w:tc>
@@ -3611,7 +3260,19 @@
                 <w:sz w:val="22"/>
                 <w:szCs w:val="22"/>
               </w:rPr>
-              <w:t xml:space="preserve">閔：擔心、憂心，通「憫」（第71課，課本標註）</w:t>
+              <w:t xml:space="preserve">原文：宋人有「閔」其苗之不長而揠之者（第71課）</w:t>
+            </w:r>
+          </w:p>
+          <w:p>
+            <w:r>
+              <w:rPr>
+                <w:rFonts w:ascii="標楷體" w:cs="標楷體" w:eastAsia="標楷體" w:hAnsi="標楷體"/>
+                <w:b w:val="false"/>
+                <w:bCs w:val="false"/>
+                <w:sz w:val="22"/>
+                <w:szCs w:val="22"/>
+              </w:rPr>
+              <w:t xml:space="preserve">閔：擔心、憂心，通「憫」</w:t>
             </w:r>
           </w:p>
         </w:tc>
@@ -3645,7 +3306,7 @@
                 <w:sz w:val="22"/>
                 <w:szCs w:val="22"/>
               </w:rPr>
-              <w:t xml:space="preserve">舍＝捨</w:t>
+              <w:t xml:space="preserve">舍　→　捨</w:t>
             </w:r>
           </w:p>
         </w:tc>
@@ -3674,7 +3335,19 @@
                 <w:sz w:val="22"/>
                 <w:szCs w:val="22"/>
               </w:rPr>
-              <w:t xml:space="preserve">舍：放棄、拋棄，通「捨」（第71課，課本標註）</w:t>
+              <w:t xml:space="preserve">原文：以為無益而「舍」之者，不耘苗者也（第71課）</w:t>
+            </w:r>
+          </w:p>
+          <w:p>
+            <w:r>
+              <w:rPr>
+                <w:rFonts w:ascii="標楷體" w:cs="標楷體" w:eastAsia="標楷體" w:hAnsi="標楷體"/>
+                <w:b w:val="false"/>
+                <w:bCs w:val="false"/>
+                <w:sz w:val="22"/>
+                <w:szCs w:val="22"/>
+              </w:rPr>
+              <w:t xml:space="preserve">舍：放棄、拋棄，通「捨」</w:t>
             </w:r>
           </w:p>
         </w:tc>
@@ -3708,7 +3381,7 @@
                 <w:sz w:val="22"/>
                 <w:szCs w:val="22"/>
               </w:rPr>
-              <w:t xml:space="preserve">擒＝禽</w:t>
+              <w:t xml:space="preserve">禽　→　擒</w:t>
             </w:r>
           </w:p>
         </w:tc>
@@ -3737,7 +3410,19 @@
                 <w:sz w:val="22"/>
                 <w:szCs w:val="22"/>
               </w:rPr>
-              <w:t xml:space="preserve">擒：捕捉，通「禽」（第76課，課本標註）</w:t>
+              <w:t xml:space="preserve">原文：多多益善，何為為我「禽」？（第76課）</w:t>
+            </w:r>
+          </w:p>
+          <w:p>
+            <w:r>
+              <w:rPr>
+                <w:rFonts w:ascii="標楷體" w:cs="標楷體" w:eastAsia="標楷體" w:hAnsi="標楷體"/>
+                <w:b w:val="false"/>
+                <w:bCs w:val="false"/>
+                <w:sz w:val="22"/>
+                <w:szCs w:val="22"/>
+              </w:rPr>
+              <w:t xml:space="preserve">禽：捕捉，通「擒」</w:t>
             </w:r>
           </w:p>
         </w:tc>
@@ -3771,7 +3456,7 @@
                 <w:sz w:val="22"/>
                 <w:szCs w:val="22"/>
               </w:rPr>
-              <w:t xml:space="preserve">不＝否</w:t>
+              <w:t xml:space="preserve">不　→　否</w:t>
             </w:r>
           </w:p>
         </w:tc>
@@ -3800,7 +3485,19 @@
                 <w:sz w:val="22"/>
                 <w:szCs w:val="22"/>
               </w:rPr>
-              <w:t xml:space="preserve">不：表示否定之意，同「否」：諸將能「不」？（第76課，課本標註）</w:t>
+              <w:t xml:space="preserve">原文：上常從容與信言諸將能「不」，各有差（第76課）</w:t>
+            </w:r>
+          </w:p>
+          <w:p>
+            <w:r>
+              <w:rPr>
+                <w:rFonts w:ascii="標楷體" w:cs="標楷體" w:eastAsia="標楷體" w:hAnsi="標楷體"/>
+                <w:b w:val="false"/>
+                <w:bCs w:val="false"/>
+                <w:sz w:val="22"/>
+                <w:szCs w:val="22"/>
+              </w:rPr>
+              <w:t xml:space="preserve">不：表示否定之意，同「否」</w:t>
             </w:r>
           </w:p>
         </w:tc>
@@ -3834,7 +3531,7 @@
                 <w:sz w:val="22"/>
                 <w:szCs w:val="22"/>
               </w:rPr>
-              <w:t xml:space="preserve">反＝返</w:t>
+              <w:t xml:space="preserve">反　→　返</w:t>
             </w:r>
           </w:p>
         </w:tc>
@@ -3863,7 +3560,19 @@
                 <w:sz w:val="22"/>
                 <w:szCs w:val="22"/>
               </w:rPr>
-              <w:t xml:space="preserve">反以報君：反，同「返」（第75課，課本標註）</w:t>
+              <w:t xml:space="preserve">原文：買其首五百金，「反」以報君（第75課）</w:t>
+            </w:r>
+          </w:p>
+          <w:p>
+            <w:r>
+              <w:rPr>
+                <w:rFonts w:ascii="標楷體" w:cs="標楷體" w:eastAsia="標楷體" w:hAnsi="標楷體"/>
+                <w:b w:val="false"/>
+                <w:bCs w:val="false"/>
+                <w:sz w:val="22"/>
+                <w:szCs w:val="22"/>
+              </w:rPr>
+              <w:t xml:space="preserve">反：同「返」，回來</w:t>
             </w:r>
           </w:p>
         </w:tc>
@@ -3897,7 +3606,7 @@
                 <w:sz w:val="22"/>
                 <w:szCs w:val="22"/>
               </w:rPr>
-              <w:t xml:space="preserve">綠：形容詞轉品為動詞</w:t>
+              <w:t xml:space="preserve">假　→　借</w:t>
             </w:r>
           </w:p>
         </w:tc>
@@ -3926,169 +3635,31 @@
                 <w:sz w:val="22"/>
                 <w:szCs w:val="22"/>
               </w:rPr>
-              <w:t xml:space="preserve">春風又「綠」江南岸：綠，吹綠、使…變綠（第72課，課本標註：轉品）</w:t>
-            </w:r>
-          </w:p>
-        </w:tc>
-      </w:tr>
-      <w:tr>
-        <w:trPr>
-          <w:cantSplit/>
-        </w:trPr>
-        <w:tc>
-          <w:tcPr>
-            <w:tcW w:type="dxa" w:w="3000"/>
-            <w:tcBorders>
-              <w:top w:val="single" w:color="A6A6A6" w:sz="4"/>
-              <w:left w:val="single" w:color="A6A6A6" w:sz="4"/>
-              <w:bottom w:val="single" w:color="A6A6A6" w:sz="4"/>
-              <w:right w:val="single" w:color="A6A6A6" w:sz="4"/>
-            </w:tcBorders>
-            <w:tcMar>
-              <w:top w:type="dxa" w:w="50"/>
-              <w:left w:type="dxa" w:w="90"/>
-              <w:bottom w:type="dxa" w:w="50"/>
-              <w:right w:type="dxa" w:w="90"/>
-            </w:tcMar>
-          </w:tcPr>
-          <w:p>
-            <w:r>
-              <w:rPr>
-                <w:rFonts w:ascii="標楷體" w:cs="標楷體" w:eastAsia="標楷體" w:hAnsi="標楷體"/>
-                <w:b w:val="false"/>
-                <w:bCs w:val="false"/>
-                <w:sz w:val="22"/>
-                <w:szCs w:val="22"/>
-              </w:rPr>
-              <w:t xml:space="preserve">間：名詞，間隔</w:t>
-            </w:r>
-          </w:p>
-        </w:tc>
-        <w:tc>
-          <w:tcPr>
-            <w:tcW w:type="dxa" w:w="7300"/>
-            <w:tcBorders>
-              <w:top w:val="single" w:color="A6A6A6" w:sz="4"/>
-              <w:left w:val="single" w:color="A6A6A6" w:sz="4"/>
-              <w:bottom w:val="single" w:color="A6A6A6" w:sz="4"/>
-              <w:right w:val="single" w:color="A6A6A6" w:sz="4"/>
-            </w:tcBorders>
-            <w:tcMar>
-              <w:top w:type="dxa" w:w="50"/>
-              <w:left w:type="dxa" w:w="90"/>
-              <w:bottom w:type="dxa" w:w="50"/>
-              <w:right w:type="dxa" w:w="90"/>
-            </w:tcMar>
-          </w:tcPr>
-          <w:p>
-            <w:r>
-              <w:rPr>
-                <w:rFonts w:ascii="標楷體" w:cs="標楷體" w:eastAsia="標楷體" w:hAnsi="標楷體"/>
-                <w:b w:val="false"/>
-                <w:bCs w:val="false"/>
-                <w:sz w:val="22"/>
-                <w:szCs w:val="22"/>
-              </w:rPr>
-              <w:t xml:space="preserve">京口瓜洲一水「間」：一水之隔（第72課，課本標註：間隔）</w:t>
-            </w:r>
-          </w:p>
-        </w:tc>
-      </w:tr>
-      <w:tr>
-        <w:trPr>
-          <w:cantSplit/>
-        </w:trPr>
-        <w:tc>
-          <w:tcPr>
-            <w:tcW w:type="dxa" w:w="3000"/>
-            <w:tcBorders>
-              <w:top w:val="single" w:color="A6A6A6" w:sz="4"/>
-              <w:left w:val="single" w:color="A6A6A6" w:sz="4"/>
-              <w:bottom w:val="single" w:color="A6A6A6" w:sz="4"/>
-              <w:right w:val="single" w:color="A6A6A6" w:sz="4"/>
-            </w:tcBorders>
-            <w:tcMar>
-              <w:top w:type="dxa" w:w="50"/>
-              <w:left w:type="dxa" w:w="90"/>
-              <w:bottom w:type="dxa" w:w="50"/>
-              <w:right w:type="dxa" w:w="90"/>
-            </w:tcMar>
-          </w:tcPr>
-          <w:p>
-            <w:r>
-              <w:rPr>
-                <w:rFonts w:ascii="標楷體" w:cs="標楷體" w:eastAsia="標楷體" w:hAnsi="標楷體"/>
-                <w:b w:val="false"/>
-                <w:bCs w:val="false"/>
-                <w:sz w:val="22"/>
-                <w:szCs w:val="22"/>
-              </w:rPr>
-              <w:t xml:space="preserve">副詞</w:t>
-            </w:r>
-          </w:p>
-        </w:tc>
-        <w:tc>
-          <w:tcPr>
-            <w:tcW w:type="dxa" w:w="7300"/>
-            <w:tcBorders>
-              <w:top w:val="single" w:color="A6A6A6" w:sz="4"/>
-              <w:left w:val="single" w:color="A6A6A6" w:sz="4"/>
-              <w:bottom w:val="single" w:color="A6A6A6" w:sz="4"/>
-              <w:right w:val="single" w:color="A6A6A6" w:sz="4"/>
-            </w:tcBorders>
-            <w:tcMar>
-              <w:top w:type="dxa" w:w="50"/>
-              <w:left w:type="dxa" w:w="90"/>
-              <w:bottom w:type="dxa" w:w="50"/>
-              <w:right w:type="dxa" w:w="90"/>
-            </w:tcMar>
-          </w:tcPr>
-          <w:p>
-            <w:r>
-              <w:rPr>
-                <w:rFonts w:ascii="標楷體" w:cs="標楷體" w:eastAsia="標楷體" w:hAnsi="標楷體"/>
-                <w:b w:val="false"/>
-                <w:bCs w:val="false"/>
-                <w:sz w:val="22"/>
-                <w:szCs w:val="22"/>
-              </w:rPr>
-              <w:t xml:space="preserve">非「徒」無益：徒，只、僅（第71課）</w:t>
-            </w:r>
-          </w:p>
-          <w:p>
-            <w:r>
-              <w:rPr>
-                <w:rFonts w:ascii="標楷體" w:cs="標楷體" w:eastAsia="標楷體" w:hAnsi="標楷體"/>
-                <w:b w:val="false"/>
-                <w:bCs w:val="false"/>
-                <w:sz w:val="22"/>
-                <w:szCs w:val="22"/>
-              </w:rPr>
-              <w:t xml:space="preserve">鼠以故「益」暴：益，更加（第73課）</w:t>
-            </w:r>
-          </w:p>
-          <w:p>
-            <w:r>
-              <w:rPr>
-                <w:rFonts w:ascii="標楷體" w:cs="標楷體" w:eastAsia="標楷體" w:hAnsi="標楷體"/>
-                <w:b w:val="false"/>
-                <w:bCs w:val="false"/>
-                <w:sz w:val="22"/>
-                <w:szCs w:val="22"/>
-              </w:rPr>
-              <w:t xml:space="preserve">「唯」餘其一：唯，只、僅（第78課）</w:t>
-            </w:r>
-          </w:p>
-          <w:p>
-            <w:r>
-              <w:rPr>
-                <w:rFonts w:ascii="標楷體" w:cs="標楷體" w:eastAsia="標楷體" w:hAnsi="標楷體"/>
-                <w:b w:val="false"/>
-                <w:bCs w:val="false"/>
-                <w:sz w:val="22"/>
-                <w:szCs w:val="22"/>
-              </w:rPr>
-              <w:t xml:space="preserve">「彌」彰：彌，更加（第77課）</w:t>
+              <w:t xml:space="preserve">原文：每「假」借於藏書之家（第79課）：向人借</w:t>
+            </w:r>
+          </w:p>
+          <w:p>
+            <w:r>
+              <w:rPr>
+                <w:rFonts w:ascii="標楷體" w:cs="標楷體" w:eastAsia="標楷體" w:hAnsi="標楷體"/>
+                <w:b w:val="false"/>
+                <w:bCs w:val="false"/>
+                <w:sz w:val="22"/>
+                <w:szCs w:val="22"/>
+              </w:rPr>
+              <w:t xml:space="preserve">原文：以書「假」余（第79課）：借給我</w:t>
+            </w:r>
+          </w:p>
+          <w:p>
+            <w:r>
+              <w:rPr>
+                <w:rFonts w:ascii="標楷體" w:cs="標楷體" w:eastAsia="標楷體" w:hAnsi="標楷體"/>
+                <w:b w:val="false"/>
+                <w:bCs w:val="false"/>
+                <w:sz w:val="22"/>
+                <w:szCs w:val="22"/>
+              </w:rPr>
+              <w:t xml:space="preserve">假：借</w:t>
             </w:r>
           </w:p>
         </w:tc>
@@ -4104,7 +3675,7 @@
           <w:sz w:val="24"/>
           <w:szCs w:val="24"/>
         </w:rPr>
-        <w:t xml:space="preserve">通假字是借用音同或音近的字代替本字，閱讀時要用本字理解。</w:t>
+        <w:t xml:space="preserve">通假字是借用音同或音近的字代替本字，閱讀時要用本字來理解。</w:t>
       </w:r>
     </w:p>
     <w:p>
@@ -4121,7 +3692,7 @@
           <w:sz w:val="30"/>
           <w:szCs w:val="30"/>
         </w:rPr>
-        <w:t xml:space="preserve">七、其他重點字詞（第79、80課）</w:t>
+        <w:t xml:space="preserve">七、轉品（詞性轉變）</w:t>
       </w:r>
     </w:p>
     <w:tbl>
@@ -4200,7 +3771,7 @@
                 <w:sz w:val="22"/>
                 <w:szCs w:val="22"/>
               </w:rPr>
-              <w:t xml:space="preserve">例句（出處）</w:t>
+              <w:t xml:space="preserve">說明（出處）</w:t>
             </w:r>
           </w:p>
         </w:tc>
@@ -4234,7 +3805,7 @@
                 <w:sz w:val="22"/>
                 <w:szCs w:val="22"/>
               </w:rPr>
-              <w:t xml:space="preserve">於：在</w:t>
+              <w:t xml:space="preserve">綠</w:t>
             </w:r>
           </w:p>
         </w:tc>
@@ -4263,7 +3834,19 @@
                 <w:sz w:val="22"/>
                 <w:szCs w:val="22"/>
               </w:rPr>
-              <w:t xml:space="preserve">楚人有賣其珠「於」鄭者（在鄭國）（第80課，課本標註）</w:t>
+              <w:t xml:space="preserve">形容詞轉為動詞，意思是「吹綠」</w:t>
+            </w:r>
+          </w:p>
+          <w:p>
+            <w:r>
+              <w:rPr>
+                <w:rFonts w:ascii="標楷體" w:cs="標楷體" w:eastAsia="標楷體" w:hAnsi="標楷體"/>
+                <w:b w:val="false"/>
+                <w:bCs w:val="false"/>
+                <w:sz w:val="22"/>
+                <w:szCs w:val="22"/>
+              </w:rPr>
+              <w:t xml:space="preserve">春風又「綠」江南岸（第72課，課本標註：轉品）</w:t>
             </w:r>
           </w:p>
         </w:tc>
@@ -4297,7 +3880,7 @@
                 <w:sz w:val="22"/>
                 <w:szCs w:val="22"/>
               </w:rPr>
-              <w:t xml:space="preserve">假：借</w:t>
+              <w:t xml:space="preserve">間</w:t>
             </w:r>
           </w:p>
         </w:tc>
@@ -4326,19 +3909,19 @@
                 <w:sz w:val="22"/>
                 <w:szCs w:val="22"/>
               </w:rPr>
-              <w:t xml:space="preserve">每「假」借於藏書之家（向人借）（第79課，課本標註）</w:t>
-            </w:r>
-          </w:p>
-          <w:p>
-            <w:r>
-              <w:rPr>
-                <w:rFonts w:ascii="標楷體" w:cs="標楷體" w:eastAsia="標楷體" w:hAnsi="標楷體"/>
-                <w:b w:val="false"/>
-                <w:bCs w:val="false"/>
-                <w:sz w:val="22"/>
-                <w:szCs w:val="22"/>
-              </w:rPr>
-              <w:t xml:space="preserve">以書「假」余（借給我）（第79課，原文）</w:t>
+              <w:t xml:space="preserve">名詞轉為動詞，意思是「間隔」</w:t>
+            </w:r>
+          </w:p>
+          <w:p>
+            <w:r>
+              <w:rPr>
+                <w:rFonts w:ascii="標楷體" w:cs="標楷體" w:eastAsia="標楷體" w:hAnsi="標楷體"/>
+                <w:b w:val="false"/>
+                <w:bCs w:val="false"/>
+                <w:sz w:val="22"/>
+                <w:szCs w:val="22"/>
+              </w:rPr>
+              <w:t xml:space="preserve">京口瓜洲一水「間」（第72課，課本標註：間隔、轉品）</w:t>
             </w:r>
           </w:p>
         </w:tc>
@@ -4372,7 +3955,7 @@
                 <w:sz w:val="22"/>
                 <w:szCs w:val="22"/>
               </w:rPr>
-              <w:t xml:space="preserve">計：算</w:t>
+              <w:t xml:space="preserve">烏</w:t>
             </w:r>
           </w:p>
         </w:tc>
@@ -4401,7 +3984,131 @@
                 <w:sz w:val="22"/>
                 <w:szCs w:val="22"/>
               </w:rPr>
-              <w:t xml:space="preserve">「計」日以還（第79課，課本標註）</w:t>
+              <w:t xml:space="preserve">名詞（黑色）轉為動詞，意思是「染黑」</w:t>
+            </w:r>
+          </w:p>
+          <w:p>
+            <w:r>
+              <w:rPr>
+                <w:rFonts w:ascii="標楷體" w:cs="標楷體" w:eastAsia="標楷體" w:hAnsi="標楷體"/>
+                <w:b w:val="false"/>
+                <w:bCs w:val="false"/>
+                <w:sz w:val="22"/>
+                <w:szCs w:val="22"/>
+              </w:rPr>
+              <w:t xml:space="preserve">呴水而水「烏」（第77課，課本標註：烏，染黑）</w:t>
+            </w:r>
+          </w:p>
+        </w:tc>
+      </w:tr>
+    </w:tbl>
+    <w:p>
+      <w:pPr>
+        <w:spacing w:after="120" w:before="80"/>
+      </w:pPr>
+      <w:r>
+        <w:rPr>
+          <w:rFonts w:ascii="標楷體" w:cs="標楷體" w:eastAsia="標楷體" w:hAnsi="標楷體"/>
+          <w:sz w:val="24"/>
+          <w:szCs w:val="24"/>
+        </w:rPr>
+        <w:t xml:space="preserve">轉品：把一個詞原本的詞性，臨時當作另一種詞性來使用。</w:t>
+      </w:r>
+    </w:p>
+    <w:p>
+      <w:pPr>
+        <w:pStyle w:val="Heading1"/>
+        <w:spacing w:after="100" w:before="240"/>
+      </w:pPr>
+      <w:r>
+        <w:rPr>
+          <w:rFonts w:ascii="標楷體" w:cs="標楷體" w:eastAsia="標楷體" w:hAnsi="標楷體"/>
+          <w:b/>
+          <w:bCs/>
+          <w:color w:val="385723"/>
+          <w:sz w:val="30"/>
+          <w:szCs w:val="30"/>
+        </w:rPr>
+        <w:t xml:space="preserve">八、副詞</w:t>
+      </w:r>
+    </w:p>
+    <w:tbl>
+      <w:tblPr>
+        <w:tblW w:type="dxa" w:w="10300"/>
+        <w:tblBorders>
+          <w:top w:val="single" w:color="auto" w:sz="4"/>
+          <w:left w:val="single" w:color="auto" w:sz="4"/>
+          <w:bottom w:val="single" w:color="auto" w:sz="4"/>
+          <w:right w:val="single" w:color="auto" w:sz="4"/>
+          <w:insideH w:val="single" w:color="auto" w:sz="4"/>
+          <w:insideV w:val="single" w:color="auto" w:sz="4"/>
+        </w:tblBorders>
+      </w:tblPr>
+      <w:tblGrid>
+        <w:gridCol w:w="3000"/>
+        <w:gridCol w:w="7300"/>
+      </w:tblGrid>
+      <w:tr>
+        <w:trPr>
+          <w:tblHeader/>
+        </w:trPr>
+        <w:tc>
+          <w:tcPr>
+            <w:tcW w:type="dxa" w:w="3000"/>
+            <w:tcBorders>
+              <w:top w:val="single" w:color="A6A6A6" w:sz="4"/>
+              <w:left w:val="single" w:color="A6A6A6" w:sz="4"/>
+              <w:bottom w:val="single" w:color="A6A6A6" w:sz="4"/>
+              <w:right w:val="single" w:color="A6A6A6" w:sz="4"/>
+            </w:tcBorders>
+            <w:shd w:fill="E2EFDA" w:color="auto" w:val="clear"/>
+            <w:tcMar>
+              <w:top w:type="dxa" w:w="50"/>
+              <w:left w:type="dxa" w:w="90"/>
+              <w:bottom w:type="dxa" w:w="50"/>
+              <w:right w:type="dxa" w:w="90"/>
+            </w:tcMar>
+          </w:tcPr>
+          <w:p>
+            <w:r>
+              <w:rPr>
+                <w:rFonts w:ascii="標楷體" w:cs="標楷體" w:eastAsia="標楷體" w:hAnsi="標楷體"/>
+                <w:b/>
+                <w:bCs/>
+                <w:sz w:val="22"/>
+                <w:szCs w:val="22"/>
+              </w:rPr>
+              <w:t xml:space="preserve">副詞</w:t>
+            </w:r>
+          </w:p>
+        </w:tc>
+        <w:tc>
+          <w:tcPr>
+            <w:tcW w:type="dxa" w:w="7300"/>
+            <w:tcBorders>
+              <w:top w:val="single" w:color="A6A6A6" w:sz="4"/>
+              <w:left w:val="single" w:color="A6A6A6" w:sz="4"/>
+              <w:bottom w:val="single" w:color="A6A6A6" w:sz="4"/>
+              <w:right w:val="single" w:color="A6A6A6" w:sz="4"/>
+            </w:tcBorders>
+            <w:shd w:fill="E2EFDA" w:color="auto" w:val="clear"/>
+            <w:tcMar>
+              <w:top w:type="dxa" w:w="50"/>
+              <w:left w:type="dxa" w:w="90"/>
+              <w:bottom w:type="dxa" w:w="50"/>
+              <w:right w:type="dxa" w:w="90"/>
+            </w:tcMar>
+          </w:tcPr>
+          <w:p>
+            <w:r>
+              <w:rPr>
+                <w:rFonts w:ascii="標楷體" w:cs="標楷體" w:eastAsia="標楷體" w:hAnsi="標楷體"/>
+                <w:b/>
+                <w:bCs/>
+                <w:sz w:val="22"/>
+                <w:szCs w:val="22"/>
+              </w:rPr>
+              <w:t xml:space="preserve">意義與例句（出處）</w:t>
             </w:r>
           </w:p>
         </w:tc>
@@ -4435,7 +4142,7 @@
                 <w:sz w:val="22"/>
                 <w:szCs w:val="22"/>
               </w:rPr>
-              <w:t xml:space="preserve">還：歸還／退回</w:t>
+              <w:t xml:space="preserve">徒：只、僅</w:t>
             </w:r>
           </w:p>
         </w:tc>
@@ -4464,19 +4171,19 @@
                 <w:sz w:val="22"/>
                 <w:szCs w:val="22"/>
               </w:rPr>
-              <w:t xml:space="preserve">計日以「還」（第79課）</w:t>
-            </w:r>
-          </w:p>
-          <w:p>
-            <w:r>
-              <w:rPr>
-                <w:rFonts w:ascii="標楷體" w:cs="標楷體" w:eastAsia="標楷體" w:hAnsi="標楷體"/>
-                <w:b w:val="false"/>
-                <w:bCs w:val="false"/>
-                <w:sz w:val="22"/>
-                <w:szCs w:val="22"/>
-              </w:rPr>
-              <w:t xml:space="preserve">鄭人買其櫝而「還」其珠（第80課）</w:t>
+              <w:t xml:space="preserve">非「徒」無益，而又害之（第71課，課本標註：副詞）</w:t>
+            </w:r>
+          </w:p>
+          <w:p>
+            <w:r>
+              <w:rPr>
+                <w:rFonts w:ascii="標楷體" w:cs="標楷體" w:eastAsia="標楷體" w:hAnsi="標楷體"/>
+                <w:b w:val="false"/>
+                <w:bCs w:val="false"/>
+                <w:sz w:val="22"/>
+                <w:szCs w:val="22"/>
+              </w:rPr>
+              <w:t xml:space="preserve">「徒」知自蔽以求全（第77課）</w:t>
             </w:r>
           </w:p>
         </w:tc>
@@ -4510,7 +4217,7 @@
                 <w:sz w:val="22"/>
                 <w:szCs w:val="22"/>
               </w:rPr>
-              <w:t xml:space="preserve">致：得到</w:t>
+              <w:t xml:space="preserve">益：更加</w:t>
             </w:r>
           </w:p>
         </w:tc>
@@ -4539,7 +4246,7 @@
                 <w:sz w:val="22"/>
                 <w:szCs w:val="22"/>
               </w:rPr>
-              <w:t xml:space="preserve">無以「致」書以觀（第79課，課本標註）</w:t>
+              <w:t xml:space="preserve">鼠以故「益」暴（第73課，課本標註：副詞）</w:t>
             </w:r>
           </w:p>
         </w:tc>
@@ -4573,7 +4280,7 @@
                 <w:sz w:val="22"/>
                 <w:szCs w:val="22"/>
               </w:rPr>
-              <w:t xml:space="preserve">逾：超過</w:t>
+              <w:t xml:space="preserve">率：大都</w:t>
             </w:r>
           </w:p>
         </w:tc>
@@ -4602,7 +4309,133 @@
                 <w:sz w:val="22"/>
                 <w:szCs w:val="22"/>
               </w:rPr>
-              <w:t xml:space="preserve">不敢稍「逾」約（第79課，課本標註）</w:t>
+              <w:t xml:space="preserve">貓既飽且安，「率」不捕鼠（第73課，課本標註：副詞）</w:t>
+            </w:r>
+          </w:p>
+        </w:tc>
+      </w:tr>
+      <w:tr>
+        <w:trPr>
+          <w:cantSplit/>
+        </w:trPr>
+        <w:tc>
+          <w:tcPr>
+            <w:tcW w:type="dxa" w:w="3000"/>
+            <w:tcBorders>
+              <w:top w:val="single" w:color="A6A6A6" w:sz="4"/>
+              <w:left w:val="single" w:color="A6A6A6" w:sz="4"/>
+              <w:bottom w:val="single" w:color="A6A6A6" w:sz="4"/>
+              <w:right w:val="single" w:color="A6A6A6" w:sz="4"/>
+            </w:tcBorders>
+            <w:tcMar>
+              <w:top w:type="dxa" w:w="50"/>
+              <w:left w:type="dxa" w:w="90"/>
+              <w:bottom w:type="dxa" w:w="50"/>
+              <w:right w:type="dxa" w:w="90"/>
+            </w:tcMar>
+          </w:tcPr>
+          <w:p>
+            <w:r>
+              <w:rPr>
+                <w:rFonts w:ascii="標楷體" w:cs="標楷體" w:eastAsia="標楷體" w:hAnsi="標楷體"/>
+                <w:b w:val="false"/>
+                <w:bCs w:val="false"/>
+                <w:sz w:val="22"/>
+                <w:szCs w:val="22"/>
+              </w:rPr>
+              <w:t xml:space="preserve">唯：只、僅</w:t>
+            </w:r>
+          </w:p>
+        </w:tc>
+        <w:tc>
+          <w:tcPr>
+            <w:tcW w:type="dxa" w:w="7300"/>
+            <w:tcBorders>
+              <w:top w:val="single" w:color="A6A6A6" w:sz="4"/>
+              <w:left w:val="single" w:color="A6A6A6" w:sz="4"/>
+              <w:bottom w:val="single" w:color="A6A6A6" w:sz="4"/>
+              <w:right w:val="single" w:color="A6A6A6" w:sz="4"/>
+            </w:tcBorders>
+            <w:tcMar>
+              <w:top w:type="dxa" w:w="50"/>
+              <w:left w:type="dxa" w:w="90"/>
+              <w:bottom w:type="dxa" w:w="50"/>
+              <w:right w:type="dxa" w:w="90"/>
+            </w:tcMar>
+          </w:tcPr>
+          <w:p>
+            <w:r>
+              <w:rPr>
+                <w:rFonts w:ascii="標楷體" w:cs="標楷體" w:eastAsia="標楷體" w:hAnsi="標楷體"/>
+                <w:b w:val="false"/>
+                <w:bCs w:val="false"/>
+                <w:sz w:val="22"/>
+                <w:szCs w:val="22"/>
+              </w:rPr>
+              <w:t xml:space="preserve">「唯」餘其一（第78課，課本標註：副，只）</w:t>
+            </w:r>
+          </w:p>
+        </w:tc>
+      </w:tr>
+      <w:tr>
+        <w:trPr>
+          <w:cantSplit/>
+        </w:trPr>
+        <w:tc>
+          <w:tcPr>
+            <w:tcW w:type="dxa" w:w="3000"/>
+            <w:tcBorders>
+              <w:top w:val="single" w:color="A6A6A6" w:sz="4"/>
+              <w:left w:val="single" w:color="A6A6A6" w:sz="4"/>
+              <w:bottom w:val="single" w:color="A6A6A6" w:sz="4"/>
+              <w:right w:val="single" w:color="A6A6A6" w:sz="4"/>
+            </w:tcBorders>
+            <w:tcMar>
+              <w:top w:type="dxa" w:w="50"/>
+              <w:left w:type="dxa" w:w="90"/>
+              <w:bottom w:type="dxa" w:w="50"/>
+              <w:right w:type="dxa" w:w="90"/>
+            </w:tcMar>
+          </w:tcPr>
+          <w:p>
+            <w:r>
+              <w:rPr>
+                <w:rFonts w:ascii="標楷體" w:cs="標楷體" w:eastAsia="標楷體" w:hAnsi="標楷體"/>
+                <w:b w:val="false"/>
+                <w:bCs w:val="false"/>
+                <w:sz w:val="22"/>
+                <w:szCs w:val="22"/>
+              </w:rPr>
+              <w:t xml:space="preserve">彌：更加</w:t>
+            </w:r>
+          </w:p>
+        </w:tc>
+        <w:tc>
+          <w:tcPr>
+            <w:tcW w:type="dxa" w:w="7300"/>
+            <w:tcBorders>
+              <w:top w:val="single" w:color="A6A6A6" w:sz="4"/>
+              <w:left w:val="single" w:color="A6A6A6" w:sz="4"/>
+              <w:bottom w:val="single" w:color="A6A6A6" w:sz="4"/>
+              <w:right w:val="single" w:color="A6A6A6" w:sz="4"/>
+            </w:tcBorders>
+            <w:tcMar>
+              <w:top w:type="dxa" w:w="50"/>
+              <w:left w:type="dxa" w:w="90"/>
+              <w:bottom w:type="dxa" w:w="50"/>
+              <w:right w:type="dxa" w:w="90"/>
+            </w:tcMar>
+          </w:tcPr>
+          <w:p>
+            <w:r>
+              <w:rPr>
+                <w:rFonts w:ascii="標楷體" w:cs="標楷體" w:eastAsia="標楷體" w:hAnsi="標楷體"/>
+                <w:b w:val="false"/>
+                <w:bCs w:val="false"/>
+                <w:sz w:val="22"/>
+                <w:szCs w:val="22"/>
+              </w:rPr>
+              <w:t xml:space="preserve">欲蓋「彌」彰（第77課，成語）</w:t>
             </w:r>
           </w:p>
         </w:tc>
@@ -4635,7 +4468,761 @@
           <w:sz w:val="30"/>
           <w:szCs w:val="30"/>
         </w:rPr>
-        <w:t xml:space="preserve">八、蔽、敝、幣、弊、斃　字形辨析（課本補充）</w:t>
+        <w:t xml:space="preserve">九、其他重點字義（第73–80課）</w:t>
+      </w:r>
+    </w:p>
+    <w:tbl>
+      <w:tblPr>
+        <w:tblW w:type="dxa" w:w="10300"/>
+        <w:tblBorders>
+          <w:top w:val="single" w:color="auto" w:sz="4"/>
+          <w:left w:val="single" w:color="auto" w:sz="4"/>
+          <w:bottom w:val="single" w:color="auto" w:sz="4"/>
+          <w:right w:val="single" w:color="auto" w:sz="4"/>
+          <w:insideH w:val="single" w:color="auto" w:sz="4"/>
+          <w:insideV w:val="single" w:color="auto" w:sz="4"/>
+        </w:tblBorders>
+      </w:tblPr>
+      <w:tblGrid>
+        <w:gridCol w:w="3000"/>
+        <w:gridCol w:w="7300"/>
+      </w:tblGrid>
+      <w:tr>
+        <w:trPr>
+          <w:tblHeader/>
+        </w:trPr>
+        <w:tc>
+          <w:tcPr>
+            <w:tcW w:type="dxa" w:w="3000"/>
+            <w:tcBorders>
+              <w:top w:val="single" w:color="A6A6A6" w:sz="4"/>
+              <w:left w:val="single" w:color="A6A6A6" w:sz="4"/>
+              <w:bottom w:val="single" w:color="A6A6A6" w:sz="4"/>
+              <w:right w:val="single" w:color="A6A6A6" w:sz="4"/>
+            </w:tcBorders>
+            <w:shd w:fill="E2EFDA" w:color="auto" w:val="clear"/>
+            <w:tcMar>
+              <w:top w:type="dxa" w:w="50"/>
+              <w:left w:type="dxa" w:w="90"/>
+              <w:bottom w:type="dxa" w:w="50"/>
+              <w:right w:type="dxa" w:w="90"/>
+            </w:tcMar>
+          </w:tcPr>
+          <w:p>
+            <w:r>
+              <w:rPr>
+                <w:rFonts w:ascii="標楷體" w:cs="標楷體" w:eastAsia="標楷體" w:hAnsi="標楷體"/>
+                <w:b/>
+                <w:bCs/>
+                <w:sz w:val="22"/>
+                <w:szCs w:val="22"/>
+              </w:rPr>
+              <w:t xml:space="preserve">字詞</w:t>
+            </w:r>
+          </w:p>
+        </w:tc>
+        <w:tc>
+          <w:tcPr>
+            <w:tcW w:type="dxa" w:w="7300"/>
+            <w:tcBorders>
+              <w:top w:val="single" w:color="A6A6A6" w:sz="4"/>
+              <w:left w:val="single" w:color="A6A6A6" w:sz="4"/>
+              <w:bottom w:val="single" w:color="A6A6A6" w:sz="4"/>
+              <w:right w:val="single" w:color="A6A6A6" w:sz="4"/>
+            </w:tcBorders>
+            <w:shd w:fill="E2EFDA" w:color="auto" w:val="clear"/>
+            <w:tcMar>
+              <w:top w:type="dxa" w:w="50"/>
+              <w:left w:type="dxa" w:w="90"/>
+              <w:bottom w:type="dxa" w:w="50"/>
+              <w:right w:type="dxa" w:w="90"/>
+            </w:tcMar>
+          </w:tcPr>
+          <w:p>
+            <w:r>
+              <w:rPr>
+                <w:rFonts w:ascii="標楷體" w:cs="標楷體" w:eastAsia="標楷體" w:hAnsi="標楷體"/>
+                <w:b/>
+                <w:bCs/>
+                <w:sz w:val="22"/>
+                <w:szCs w:val="22"/>
+              </w:rPr>
+              <w:t xml:space="preserve">例句（出處）</w:t>
+            </w:r>
+          </w:p>
+        </w:tc>
+      </w:tr>
+      <w:tr>
+        <w:trPr>
+          <w:cantSplit/>
+        </w:trPr>
+        <w:tc>
+          <w:tcPr>
+            <w:tcW w:type="dxa" w:w="3000"/>
+            <w:tcBorders>
+              <w:top w:val="single" w:color="A6A6A6" w:sz="4"/>
+              <w:left w:val="single" w:color="A6A6A6" w:sz="4"/>
+              <w:bottom w:val="single" w:color="A6A6A6" w:sz="4"/>
+              <w:right w:val="single" w:color="A6A6A6" w:sz="4"/>
+            </w:tcBorders>
+            <w:tcMar>
+              <w:top w:type="dxa" w:w="50"/>
+              <w:left w:type="dxa" w:w="90"/>
+              <w:bottom w:type="dxa" w:w="50"/>
+              <w:right w:type="dxa" w:w="90"/>
+            </w:tcMar>
+          </w:tcPr>
+          <w:p>
+            <w:r>
+              <w:rPr>
+                <w:rFonts w:ascii="標楷體" w:cs="標楷體" w:eastAsia="標楷體" w:hAnsi="標楷體"/>
+                <w:b w:val="false"/>
+                <w:bCs w:val="false"/>
+                <w:sz w:val="22"/>
+                <w:szCs w:val="22"/>
+              </w:rPr>
+              <w:t xml:space="preserve">於：在</w:t>
+            </w:r>
+          </w:p>
+        </w:tc>
+        <w:tc>
+          <w:tcPr>
+            <w:tcW w:type="dxa" w:w="7300"/>
+            <w:tcBorders>
+              <w:top w:val="single" w:color="A6A6A6" w:sz="4"/>
+              <w:left w:val="single" w:color="A6A6A6" w:sz="4"/>
+              <w:bottom w:val="single" w:color="A6A6A6" w:sz="4"/>
+              <w:right w:val="single" w:color="A6A6A6" w:sz="4"/>
+            </w:tcBorders>
+            <w:tcMar>
+              <w:top w:type="dxa" w:w="50"/>
+              <w:left w:type="dxa" w:w="90"/>
+              <w:bottom w:type="dxa" w:w="50"/>
+              <w:right w:type="dxa" w:w="90"/>
+            </w:tcMar>
+          </w:tcPr>
+          <w:p>
+            <w:r>
+              <w:rPr>
+                <w:rFonts w:ascii="標楷體" w:cs="標楷體" w:eastAsia="標楷體" w:hAnsi="標楷體"/>
+                <w:b w:val="false"/>
+                <w:bCs w:val="false"/>
+                <w:sz w:val="22"/>
+                <w:szCs w:val="22"/>
+              </w:rPr>
+              <w:t xml:space="preserve">楚人有賣其珠「於」鄭者（在鄭國）（第80課，課本標註）</w:t>
+            </w:r>
+          </w:p>
+        </w:tc>
+      </w:tr>
+      <w:tr>
+        <w:trPr>
+          <w:cantSplit/>
+        </w:trPr>
+        <w:tc>
+          <w:tcPr>
+            <w:tcW w:type="dxa" w:w="3000"/>
+            <w:tcBorders>
+              <w:top w:val="single" w:color="A6A6A6" w:sz="4"/>
+              <w:left w:val="single" w:color="A6A6A6" w:sz="4"/>
+              <w:bottom w:val="single" w:color="A6A6A6" w:sz="4"/>
+              <w:right w:val="single" w:color="A6A6A6" w:sz="4"/>
+            </w:tcBorders>
+            <w:tcMar>
+              <w:top w:type="dxa" w:w="50"/>
+              <w:left w:type="dxa" w:w="90"/>
+              <w:bottom w:type="dxa" w:w="50"/>
+              <w:right w:type="dxa" w:w="90"/>
+            </w:tcMar>
+          </w:tcPr>
+          <w:p>
+            <w:r>
+              <w:rPr>
+                <w:rFonts w:ascii="標楷體" w:cs="標楷體" w:eastAsia="標楷體" w:hAnsi="標楷體"/>
+                <w:b w:val="false"/>
+                <w:bCs w:val="false"/>
+                <w:sz w:val="22"/>
+                <w:szCs w:val="22"/>
+              </w:rPr>
+              <w:t xml:space="preserve">計：算</w:t>
+            </w:r>
+          </w:p>
+        </w:tc>
+        <w:tc>
+          <w:tcPr>
+            <w:tcW w:type="dxa" w:w="7300"/>
+            <w:tcBorders>
+              <w:top w:val="single" w:color="A6A6A6" w:sz="4"/>
+              <w:left w:val="single" w:color="A6A6A6" w:sz="4"/>
+              <w:bottom w:val="single" w:color="A6A6A6" w:sz="4"/>
+              <w:right w:val="single" w:color="A6A6A6" w:sz="4"/>
+            </w:tcBorders>
+            <w:tcMar>
+              <w:top w:type="dxa" w:w="50"/>
+              <w:left w:type="dxa" w:w="90"/>
+              <w:bottom w:type="dxa" w:w="50"/>
+              <w:right w:type="dxa" w:w="90"/>
+            </w:tcMar>
+          </w:tcPr>
+          <w:p>
+            <w:r>
+              <w:rPr>
+                <w:rFonts w:ascii="標楷體" w:cs="標楷體" w:eastAsia="標楷體" w:hAnsi="標楷體"/>
+                <w:b w:val="false"/>
+                <w:bCs w:val="false"/>
+                <w:sz w:val="22"/>
+                <w:szCs w:val="22"/>
+              </w:rPr>
+              <w:t xml:space="preserve">「計」日以還（第79課，課本標註）</w:t>
+            </w:r>
+          </w:p>
+        </w:tc>
+      </w:tr>
+      <w:tr>
+        <w:trPr>
+          <w:cantSplit/>
+        </w:trPr>
+        <w:tc>
+          <w:tcPr>
+            <w:tcW w:type="dxa" w:w="3000"/>
+            <w:tcBorders>
+              <w:top w:val="single" w:color="A6A6A6" w:sz="4"/>
+              <w:left w:val="single" w:color="A6A6A6" w:sz="4"/>
+              <w:bottom w:val="single" w:color="A6A6A6" w:sz="4"/>
+              <w:right w:val="single" w:color="A6A6A6" w:sz="4"/>
+            </w:tcBorders>
+            <w:tcMar>
+              <w:top w:type="dxa" w:w="50"/>
+              <w:left w:type="dxa" w:w="90"/>
+              <w:bottom w:type="dxa" w:w="50"/>
+              <w:right w:type="dxa" w:w="90"/>
+            </w:tcMar>
+          </w:tcPr>
+          <w:p>
+            <w:r>
+              <w:rPr>
+                <w:rFonts w:ascii="標楷體" w:cs="標楷體" w:eastAsia="標楷體" w:hAnsi="標楷體"/>
+                <w:b w:val="false"/>
+                <w:bCs w:val="false"/>
+                <w:sz w:val="22"/>
+                <w:szCs w:val="22"/>
+              </w:rPr>
+              <w:t xml:space="preserve">還：歸還／退回</w:t>
+            </w:r>
+          </w:p>
+        </w:tc>
+        <w:tc>
+          <w:tcPr>
+            <w:tcW w:type="dxa" w:w="7300"/>
+            <w:tcBorders>
+              <w:top w:val="single" w:color="A6A6A6" w:sz="4"/>
+              <w:left w:val="single" w:color="A6A6A6" w:sz="4"/>
+              <w:bottom w:val="single" w:color="A6A6A6" w:sz="4"/>
+              <w:right w:val="single" w:color="A6A6A6" w:sz="4"/>
+            </w:tcBorders>
+            <w:tcMar>
+              <w:top w:type="dxa" w:w="50"/>
+              <w:left w:type="dxa" w:w="90"/>
+              <w:bottom w:type="dxa" w:w="50"/>
+              <w:right w:type="dxa" w:w="90"/>
+            </w:tcMar>
+          </w:tcPr>
+          <w:p>
+            <w:r>
+              <w:rPr>
+                <w:rFonts w:ascii="標楷體" w:cs="標楷體" w:eastAsia="標楷體" w:hAnsi="標楷體"/>
+                <w:b w:val="false"/>
+                <w:bCs w:val="false"/>
+                <w:sz w:val="22"/>
+                <w:szCs w:val="22"/>
+              </w:rPr>
+              <w:t xml:space="preserve">計日以「還」（第79課）</w:t>
+            </w:r>
+          </w:p>
+          <w:p>
+            <w:r>
+              <w:rPr>
+                <w:rFonts w:ascii="標楷體" w:cs="標楷體" w:eastAsia="標楷體" w:hAnsi="標楷體"/>
+                <w:b w:val="false"/>
+                <w:bCs w:val="false"/>
+                <w:sz w:val="22"/>
+                <w:szCs w:val="22"/>
+              </w:rPr>
+              <w:t xml:space="preserve">鄭人買其櫝而「還」其珠（第80課）</w:t>
+            </w:r>
+          </w:p>
+        </w:tc>
+      </w:tr>
+      <w:tr>
+        <w:trPr>
+          <w:cantSplit/>
+        </w:trPr>
+        <w:tc>
+          <w:tcPr>
+            <w:tcW w:type="dxa" w:w="3000"/>
+            <w:tcBorders>
+              <w:top w:val="single" w:color="A6A6A6" w:sz="4"/>
+              <w:left w:val="single" w:color="A6A6A6" w:sz="4"/>
+              <w:bottom w:val="single" w:color="A6A6A6" w:sz="4"/>
+              <w:right w:val="single" w:color="A6A6A6" w:sz="4"/>
+            </w:tcBorders>
+            <w:tcMar>
+              <w:top w:type="dxa" w:w="50"/>
+              <w:left w:type="dxa" w:w="90"/>
+              <w:bottom w:type="dxa" w:w="50"/>
+              <w:right w:type="dxa" w:w="90"/>
+            </w:tcMar>
+          </w:tcPr>
+          <w:p>
+            <w:r>
+              <w:rPr>
+                <w:rFonts w:ascii="標楷體" w:cs="標楷體" w:eastAsia="標楷體" w:hAnsi="標楷體"/>
+                <w:b w:val="false"/>
+                <w:bCs w:val="false"/>
+                <w:sz w:val="22"/>
+                <w:szCs w:val="22"/>
+              </w:rPr>
+              <w:t xml:space="preserve">致：得到</w:t>
+            </w:r>
+          </w:p>
+        </w:tc>
+        <w:tc>
+          <w:tcPr>
+            <w:tcW w:type="dxa" w:w="7300"/>
+            <w:tcBorders>
+              <w:top w:val="single" w:color="A6A6A6" w:sz="4"/>
+              <w:left w:val="single" w:color="A6A6A6" w:sz="4"/>
+              <w:bottom w:val="single" w:color="A6A6A6" w:sz="4"/>
+              <w:right w:val="single" w:color="A6A6A6" w:sz="4"/>
+            </w:tcBorders>
+            <w:tcMar>
+              <w:top w:type="dxa" w:w="50"/>
+              <w:left w:type="dxa" w:w="90"/>
+              <w:bottom w:type="dxa" w:w="50"/>
+              <w:right w:type="dxa" w:w="90"/>
+            </w:tcMar>
+          </w:tcPr>
+          <w:p>
+            <w:r>
+              <w:rPr>
+                <w:rFonts w:ascii="標楷體" w:cs="標楷體" w:eastAsia="標楷體" w:hAnsi="標楷體"/>
+                <w:b w:val="false"/>
+                <w:bCs w:val="false"/>
+                <w:sz w:val="22"/>
+                <w:szCs w:val="22"/>
+              </w:rPr>
+              <w:t xml:space="preserve">無以「致」書以觀（第79課，課本標註）</w:t>
+            </w:r>
+          </w:p>
+        </w:tc>
+      </w:tr>
+      <w:tr>
+        <w:trPr>
+          <w:cantSplit/>
+        </w:trPr>
+        <w:tc>
+          <w:tcPr>
+            <w:tcW w:type="dxa" w:w="3000"/>
+            <w:tcBorders>
+              <w:top w:val="single" w:color="A6A6A6" w:sz="4"/>
+              <w:left w:val="single" w:color="A6A6A6" w:sz="4"/>
+              <w:bottom w:val="single" w:color="A6A6A6" w:sz="4"/>
+              <w:right w:val="single" w:color="A6A6A6" w:sz="4"/>
+            </w:tcBorders>
+            <w:tcMar>
+              <w:top w:type="dxa" w:w="50"/>
+              <w:left w:type="dxa" w:w="90"/>
+              <w:bottom w:type="dxa" w:w="50"/>
+              <w:right w:type="dxa" w:w="90"/>
+            </w:tcMar>
+          </w:tcPr>
+          <w:p>
+            <w:r>
+              <w:rPr>
+                <w:rFonts w:ascii="標楷體" w:cs="標楷體" w:eastAsia="標楷體" w:hAnsi="標楷體"/>
+                <w:b w:val="false"/>
+                <w:bCs w:val="false"/>
+                <w:sz w:val="22"/>
+                <w:szCs w:val="22"/>
+              </w:rPr>
+              <w:t xml:space="preserve">逾：超過</w:t>
+            </w:r>
+          </w:p>
+        </w:tc>
+        <w:tc>
+          <w:tcPr>
+            <w:tcW w:type="dxa" w:w="7300"/>
+            <w:tcBorders>
+              <w:top w:val="single" w:color="A6A6A6" w:sz="4"/>
+              <w:left w:val="single" w:color="A6A6A6" w:sz="4"/>
+              <w:bottom w:val="single" w:color="A6A6A6" w:sz="4"/>
+              <w:right w:val="single" w:color="A6A6A6" w:sz="4"/>
+            </w:tcBorders>
+            <w:tcMar>
+              <w:top w:type="dxa" w:w="50"/>
+              <w:left w:type="dxa" w:w="90"/>
+              <w:bottom w:type="dxa" w:w="50"/>
+              <w:right w:type="dxa" w:w="90"/>
+            </w:tcMar>
+          </w:tcPr>
+          <w:p>
+            <w:r>
+              <w:rPr>
+                <w:rFonts w:ascii="標楷體" w:cs="標楷體" w:eastAsia="標楷體" w:hAnsi="標楷體"/>
+                <w:b w:val="false"/>
+                <w:bCs w:val="false"/>
+                <w:sz w:val="22"/>
+                <w:szCs w:val="22"/>
+              </w:rPr>
+              <w:t xml:space="preserve">不敢稍「逾」約（第79課，課本標註）</w:t>
+            </w:r>
+          </w:p>
+        </w:tc>
+      </w:tr>
+      <w:tr>
+        <w:trPr>
+          <w:cantSplit/>
+        </w:trPr>
+        <w:tc>
+          <w:tcPr>
+            <w:tcW w:type="dxa" w:w="3000"/>
+            <w:tcBorders>
+              <w:top w:val="single" w:color="A6A6A6" w:sz="4"/>
+              <w:left w:val="single" w:color="A6A6A6" w:sz="4"/>
+              <w:bottom w:val="single" w:color="A6A6A6" w:sz="4"/>
+              <w:right w:val="single" w:color="A6A6A6" w:sz="4"/>
+            </w:tcBorders>
+            <w:tcMar>
+              <w:top w:type="dxa" w:w="50"/>
+              <w:left w:type="dxa" w:w="90"/>
+              <w:bottom w:type="dxa" w:w="50"/>
+              <w:right w:type="dxa" w:w="90"/>
+            </w:tcMar>
+          </w:tcPr>
+          <w:p>
+            <w:r>
+              <w:rPr>
+                <w:rFonts w:ascii="標楷體" w:cs="標楷體" w:eastAsia="標楷體" w:hAnsi="標楷體"/>
+                <w:b w:val="false"/>
+                <w:bCs w:val="false"/>
+                <w:sz w:val="22"/>
+                <w:szCs w:val="22"/>
+              </w:rPr>
+              <w:t xml:space="preserve">乃：是</w:t>
+            </w:r>
+          </w:p>
+        </w:tc>
+        <w:tc>
+          <w:tcPr>
+            <w:tcW w:type="dxa" w:w="7300"/>
+            <w:tcBorders>
+              <w:top w:val="single" w:color="A6A6A6" w:sz="4"/>
+              <w:left w:val="single" w:color="A6A6A6" w:sz="4"/>
+              <w:bottom w:val="single" w:color="A6A6A6" w:sz="4"/>
+              <w:right w:val="single" w:color="A6A6A6" w:sz="4"/>
+            </w:tcBorders>
+            <w:tcMar>
+              <w:top w:type="dxa" w:w="50"/>
+              <w:left w:type="dxa" w:w="90"/>
+              <w:bottom w:type="dxa" w:w="50"/>
+              <w:right w:type="dxa" w:w="90"/>
+            </w:tcMar>
+          </w:tcPr>
+          <w:p>
+            <w:r>
+              <w:rPr>
+                <w:rFonts w:ascii="標楷體" w:cs="標楷體" w:eastAsia="標楷體" w:hAnsi="標楷體"/>
+                <w:b w:val="false"/>
+                <w:bCs w:val="false"/>
+                <w:sz w:val="22"/>
+                <w:szCs w:val="22"/>
+              </w:rPr>
+              <w:t xml:space="preserve">此「乃」信之所以為陛下禽也（第76課，課本標註）</w:t>
+            </w:r>
+          </w:p>
+        </w:tc>
+      </w:tr>
+      <w:tr>
+        <w:trPr>
+          <w:cantSplit/>
+        </w:trPr>
+        <w:tc>
+          <w:tcPr>
+            <w:tcW w:type="dxa" w:w="3000"/>
+            <w:tcBorders>
+              <w:top w:val="single" w:color="A6A6A6" w:sz="4"/>
+              <w:left w:val="single" w:color="A6A6A6" w:sz="4"/>
+              <w:bottom w:val="single" w:color="A6A6A6" w:sz="4"/>
+              <w:right w:val="single" w:color="A6A6A6" w:sz="4"/>
+            </w:tcBorders>
+            <w:tcMar>
+              <w:top w:type="dxa" w:w="50"/>
+              <w:left w:type="dxa" w:w="90"/>
+              <w:bottom w:type="dxa" w:w="50"/>
+              <w:right w:type="dxa" w:w="90"/>
+            </w:tcMar>
+          </w:tcPr>
+          <w:p>
+            <w:r>
+              <w:rPr>
+                <w:rFonts w:ascii="標楷體" w:cs="標楷體" w:eastAsia="標楷體" w:hAnsi="標楷體"/>
+                <w:b w:val="false"/>
+                <w:bCs w:val="false"/>
+                <w:sz w:val="22"/>
+                <w:szCs w:val="22"/>
+              </w:rPr>
+              <w:t xml:space="preserve">說：勸說</w:t>
+            </w:r>
+          </w:p>
+        </w:tc>
+        <w:tc>
+          <w:tcPr>
+            <w:tcW w:type="dxa" w:w="7300"/>
+            <w:tcBorders>
+              <w:top w:val="single" w:color="A6A6A6" w:sz="4"/>
+              <w:left w:val="single" w:color="A6A6A6" w:sz="4"/>
+              <w:bottom w:val="single" w:color="A6A6A6" w:sz="4"/>
+              <w:right w:val="single" w:color="A6A6A6" w:sz="4"/>
+            </w:tcBorders>
+            <w:tcMar>
+              <w:top w:type="dxa" w:w="50"/>
+              <w:left w:type="dxa" w:w="90"/>
+              <w:bottom w:type="dxa" w:w="50"/>
+              <w:right w:type="dxa" w:w="90"/>
+            </w:tcMar>
+          </w:tcPr>
+          <w:p>
+            <w:r>
+              <w:rPr>
+                <w:rFonts w:ascii="標楷體" w:cs="標楷體" w:eastAsia="標楷體" w:hAnsi="標楷體"/>
+                <w:b w:val="false"/>
+                <w:bCs w:val="false"/>
+                <w:sz w:val="22"/>
+                <w:szCs w:val="22"/>
+              </w:rPr>
+              <w:t xml:space="preserve">或「說」處殺虎斬蛟（第78課，課本標註）</w:t>
+            </w:r>
+          </w:p>
+        </w:tc>
+      </w:tr>
+      <w:tr>
+        <w:trPr>
+          <w:cantSplit/>
+        </w:trPr>
+        <w:tc>
+          <w:tcPr>
+            <w:tcW w:type="dxa" w:w="3000"/>
+            <w:tcBorders>
+              <w:top w:val="single" w:color="A6A6A6" w:sz="4"/>
+              <w:left w:val="single" w:color="A6A6A6" w:sz="4"/>
+              <w:bottom w:val="single" w:color="A6A6A6" w:sz="4"/>
+              <w:right w:val="single" w:color="A6A6A6" w:sz="4"/>
+            </w:tcBorders>
+            <w:tcMar>
+              <w:top w:type="dxa" w:w="50"/>
+              <w:left w:type="dxa" w:w="90"/>
+              <w:bottom w:type="dxa" w:w="50"/>
+              <w:right w:type="dxa" w:w="90"/>
+            </w:tcMar>
+          </w:tcPr>
+          <w:p>
+            <w:r>
+              <w:rPr>
+                <w:rFonts w:ascii="標楷體" w:cs="標楷體" w:eastAsia="標楷體" w:hAnsi="標楷體"/>
+                <w:b w:val="false"/>
+                <w:bCs w:val="false"/>
+                <w:sz w:val="22"/>
+                <w:szCs w:val="22"/>
+              </w:rPr>
+              <w:t xml:space="preserve">冀：希望</w:t>
+            </w:r>
+          </w:p>
+        </w:tc>
+        <w:tc>
+          <w:tcPr>
+            <w:tcW w:type="dxa" w:w="7300"/>
+            <w:tcBorders>
+              <w:top w:val="single" w:color="A6A6A6" w:sz="4"/>
+              <w:left w:val="single" w:color="A6A6A6" w:sz="4"/>
+              <w:bottom w:val="single" w:color="A6A6A6" w:sz="4"/>
+              <w:right w:val="single" w:color="A6A6A6" w:sz="4"/>
+            </w:tcBorders>
+            <w:tcMar>
+              <w:top w:type="dxa" w:w="50"/>
+              <w:left w:type="dxa" w:w="90"/>
+              <w:bottom w:type="dxa" w:w="50"/>
+              <w:right w:type="dxa" w:w="90"/>
+            </w:tcMar>
+          </w:tcPr>
+          <w:p>
+            <w:r>
+              <w:rPr>
+                <w:rFonts w:ascii="標楷體" w:cs="標楷體" w:eastAsia="標楷體" w:hAnsi="標楷體"/>
+                <w:b w:val="false"/>
+                <w:bCs w:val="false"/>
+                <w:sz w:val="22"/>
+                <w:szCs w:val="22"/>
+              </w:rPr>
+              <w:t xml:space="preserve">實「冀」三橫唯餘其一（第78課，課本標註）</w:t>
+            </w:r>
+          </w:p>
+        </w:tc>
+      </w:tr>
+      <w:tr>
+        <w:trPr>
+          <w:cantSplit/>
+        </w:trPr>
+        <w:tc>
+          <w:tcPr>
+            <w:tcW w:type="dxa" w:w="3000"/>
+            <w:tcBorders>
+              <w:top w:val="single" w:color="A6A6A6" w:sz="4"/>
+              <w:left w:val="single" w:color="A6A6A6" w:sz="4"/>
+              <w:bottom w:val="single" w:color="A6A6A6" w:sz="4"/>
+              <w:right w:val="single" w:color="A6A6A6" w:sz="4"/>
+            </w:tcBorders>
+            <w:tcMar>
+              <w:top w:type="dxa" w:w="50"/>
+              <w:left w:type="dxa" w:w="90"/>
+              <w:bottom w:type="dxa" w:w="50"/>
+              <w:right w:type="dxa" w:w="90"/>
+            </w:tcMar>
+          </w:tcPr>
+          <w:p>
+            <w:r>
+              <w:rPr>
+                <w:rFonts w:ascii="標楷體" w:cs="標楷體" w:eastAsia="標楷體" w:hAnsi="標楷體"/>
+                <w:b w:val="false"/>
+                <w:bCs w:val="false"/>
+                <w:sz w:val="22"/>
+                <w:szCs w:val="22"/>
+              </w:rPr>
+              <w:t xml:space="preserve">俱：一起</w:t>
+            </w:r>
+          </w:p>
+        </w:tc>
+        <w:tc>
+          <w:tcPr>
+            <w:tcW w:type="dxa" w:w="7300"/>
+            <w:tcBorders>
+              <w:top w:val="single" w:color="A6A6A6" w:sz="4"/>
+              <w:left w:val="single" w:color="A6A6A6" w:sz="4"/>
+              <w:bottom w:val="single" w:color="A6A6A6" w:sz="4"/>
+              <w:right w:val="single" w:color="A6A6A6" w:sz="4"/>
+            </w:tcBorders>
+            <w:tcMar>
+              <w:top w:type="dxa" w:w="50"/>
+              <w:left w:type="dxa" w:w="90"/>
+              <w:bottom w:type="dxa" w:w="50"/>
+              <w:right w:type="dxa" w:w="90"/>
+            </w:tcMar>
+          </w:tcPr>
+          <w:p>
+            <w:r>
+              <w:rPr>
+                <w:rFonts w:ascii="標楷體" w:cs="標楷體" w:eastAsia="標楷體" w:hAnsi="標楷體"/>
+                <w:b w:val="false"/>
+                <w:bCs w:val="false"/>
+                <w:sz w:val="22"/>
+                <w:szCs w:val="22"/>
+              </w:rPr>
+              <w:t xml:space="preserve">處與之「俱」（第78課，課本標註）</w:t>
+            </w:r>
+          </w:p>
+        </w:tc>
+      </w:tr>
+      <w:tr>
+        <w:trPr>
+          <w:cantSplit/>
+        </w:trPr>
+        <w:tc>
+          <w:tcPr>
+            <w:tcW w:type="dxa" w:w="3000"/>
+            <w:tcBorders>
+              <w:top w:val="single" w:color="A6A6A6" w:sz="4"/>
+              <w:left w:val="single" w:color="A6A6A6" w:sz="4"/>
+              <w:bottom w:val="single" w:color="A6A6A6" w:sz="4"/>
+              <w:right w:val="single" w:color="A6A6A6" w:sz="4"/>
+            </w:tcBorders>
+            <w:tcMar>
+              <w:top w:type="dxa" w:w="50"/>
+              <w:left w:type="dxa" w:w="90"/>
+              <w:bottom w:type="dxa" w:w="50"/>
+              <w:right w:type="dxa" w:w="90"/>
+            </w:tcMar>
+          </w:tcPr>
+          <w:p>
+            <w:r>
+              <w:rPr>
+                <w:rFonts w:ascii="標楷體" w:cs="標楷體" w:eastAsia="標楷體" w:hAnsi="標楷體"/>
+                <w:b w:val="false"/>
+                <w:bCs w:val="false"/>
+                <w:sz w:val="22"/>
+                <w:szCs w:val="22"/>
+              </w:rPr>
+              <w:t xml:space="preserve">患：憂懼、厭恨</w:t>
+            </w:r>
+          </w:p>
+        </w:tc>
+        <w:tc>
+          <w:tcPr>
+            <w:tcW w:type="dxa" w:w="7300"/>
+            <w:tcBorders>
+              <w:top w:val="single" w:color="A6A6A6" w:sz="4"/>
+              <w:left w:val="single" w:color="A6A6A6" w:sz="4"/>
+              <w:bottom w:val="single" w:color="A6A6A6" w:sz="4"/>
+              <w:right w:val="single" w:color="A6A6A6" w:sz="4"/>
+            </w:tcBorders>
+            <w:tcMar>
+              <w:top w:type="dxa" w:w="50"/>
+              <w:left w:type="dxa" w:w="90"/>
+              <w:bottom w:type="dxa" w:w="50"/>
+              <w:right w:type="dxa" w:w="90"/>
+            </w:tcMar>
+          </w:tcPr>
+          <w:p>
+            <w:r>
+              <w:rPr>
+                <w:rFonts w:ascii="標楷體" w:cs="標楷體" w:eastAsia="標楷體" w:hAnsi="標楷體"/>
+                <w:b w:val="false"/>
+                <w:bCs w:val="false"/>
+                <w:sz w:val="22"/>
+                <w:szCs w:val="22"/>
+              </w:rPr>
+              <w:t xml:space="preserve">為鄉里所「患」（第78課，課本標註）</w:t>
+            </w:r>
+          </w:p>
+        </w:tc>
+      </w:tr>
+    </w:tbl>
+    <w:p>
+      <w:pPr>
+        <w:spacing w:after="120" w:before="80"/>
+      </w:pPr>
+      <w:r>
+        <w:rPr>
+          <w:rFonts w:ascii="標楷體" w:cs="標楷體" w:eastAsia="標楷體" w:hAnsi="標楷體"/>
+          <w:sz w:val="24"/>
+          <w:szCs w:val="24"/>
+        </w:rPr>
+        <w:t xml:space="preserve"/>
+      </w:r>
+    </w:p>
+    <w:p>
+      <w:pPr>
+        <w:pStyle w:val="Heading1"/>
+        <w:spacing w:after="100" w:before="240"/>
+      </w:pPr>
+      <w:r>
+        <w:rPr>
+          <w:rFonts w:ascii="標楷體" w:cs="標楷體" w:eastAsia="標楷體" w:hAnsi="標楷體"/>
+          <w:b/>
+          <w:bCs/>
+          <w:color w:val="385723"/>
+          <w:sz w:val="30"/>
+          <w:szCs w:val="30"/>
+        </w:rPr>
+        <w:t xml:space="preserve">十、字形辨析（蔽、敝、幣、弊、斃）（課本補充）</w:t>
       </w:r>
     </w:p>
     <w:tbl>
@@ -4715,7 +5302,7 @@
                 <w:sz w:val="22"/>
                 <w:szCs w:val="22"/>
               </w:rPr>
-              <w:t xml:space="preserve">讀音與意義</w:t>
+              <w:t xml:space="preserve">意義（詞性）</w:t>
             </w:r>
           </w:p>
         </w:tc>
@@ -4808,7 +5395,7 @@
                 <w:sz w:val="22"/>
                 <w:szCs w:val="22"/>
               </w:rPr>
-              <w:t xml:space="preserve">ㄅㄧˋ　遮蓋、擋住，動詞；受阻隔、欺騙，動詞</w:t>
+              <w:t xml:space="preserve">ㄅㄧˋ　遮蓋、擋住（動詞）</w:t>
             </w:r>
           </w:p>
         </w:tc>
@@ -4837,7 +5424,31 @@
                 <w:sz w:val="22"/>
                 <w:szCs w:val="22"/>
               </w:rPr>
-              <w:t xml:space="preserve">環堵蕭然，不「蔽」風日；浮雲「蔽」白日；遮「蔽」；蒙「蔽」；「蔽」塞；衣不「蔽」體（衣服破爛短少，遮蔽不住身體，形容極為窮困）</w:t>
+              <w:t xml:space="preserve">環堵蕭然，不「蔽」風日</w:t>
+            </w:r>
+          </w:p>
+          <w:p>
+            <w:r>
+              <w:rPr>
+                <w:rFonts w:ascii="標楷體" w:cs="標楷體" w:eastAsia="標楷體" w:hAnsi="標楷體"/>
+                <w:b w:val="false"/>
+                <w:bCs w:val="false"/>
+                <w:sz w:val="22"/>
+                <w:szCs w:val="22"/>
+              </w:rPr>
+              <w:t xml:space="preserve">浮雲「蔽」白日</w:t>
+            </w:r>
+          </w:p>
+          <w:p>
+            <w:r>
+              <w:rPr>
+                <w:rFonts w:ascii="標楷體" w:cs="標楷體" w:eastAsia="標楷體" w:hAnsi="標楷體"/>
+                <w:b w:val="false"/>
+                <w:bCs w:val="false"/>
+                <w:sz w:val="22"/>
+                <w:szCs w:val="22"/>
+              </w:rPr>
+              <w:t xml:space="preserve">遮「蔽」</w:t>
             </w:r>
           </w:p>
         </w:tc>
@@ -4871,6 +5482,202 @@
                 <w:sz w:val="22"/>
                 <w:szCs w:val="22"/>
               </w:rPr>
+              <w:t xml:space="preserve">蔽</w:t>
+            </w:r>
+          </w:p>
+        </w:tc>
+        <w:tc>
+          <w:tcPr>
+            <w:tcW w:type="dxa" w:w="3600"/>
+            <w:tcBorders>
+              <w:top w:val="single" w:color="A6A6A6" w:sz="4"/>
+              <w:left w:val="single" w:color="A6A6A6" w:sz="4"/>
+              <w:bottom w:val="single" w:color="A6A6A6" w:sz="4"/>
+              <w:right w:val="single" w:color="A6A6A6" w:sz="4"/>
+            </w:tcBorders>
+            <w:tcMar>
+              <w:top w:type="dxa" w:w="50"/>
+              <w:left w:type="dxa" w:w="90"/>
+              <w:bottom w:type="dxa" w:w="50"/>
+              <w:right w:type="dxa" w:w="90"/>
+            </w:tcMar>
+          </w:tcPr>
+          <w:p>
+            <w:r>
+              <w:rPr>
+                <w:rFonts w:ascii="標楷體" w:cs="標楷體" w:eastAsia="標楷體" w:hAnsi="標楷體"/>
+                <w:b w:val="false"/>
+                <w:bCs w:val="false"/>
+                <w:sz w:val="22"/>
+                <w:szCs w:val="22"/>
+              </w:rPr>
+              <w:t xml:space="preserve">ㄅㄧˋ　受阻隔、欺騙（動詞）</w:t>
+            </w:r>
+          </w:p>
+        </w:tc>
+        <w:tc>
+          <w:tcPr>
+            <w:tcW w:type="dxa" w:w="5200"/>
+            <w:tcBorders>
+              <w:top w:val="single" w:color="A6A6A6" w:sz="4"/>
+              <w:left w:val="single" w:color="A6A6A6" w:sz="4"/>
+              <w:bottom w:val="single" w:color="A6A6A6" w:sz="4"/>
+              <w:right w:val="single" w:color="A6A6A6" w:sz="4"/>
+            </w:tcBorders>
+            <w:tcMar>
+              <w:top w:type="dxa" w:w="50"/>
+              <w:left w:type="dxa" w:w="90"/>
+              <w:bottom w:type="dxa" w:w="50"/>
+              <w:right w:type="dxa" w:w="90"/>
+            </w:tcMar>
+          </w:tcPr>
+          <w:p>
+            <w:r>
+              <w:rPr>
+                <w:rFonts w:ascii="標楷體" w:cs="標楷體" w:eastAsia="標楷體" w:hAnsi="標楷體"/>
+                <w:b w:val="false"/>
+                <w:bCs w:val="false"/>
+                <w:sz w:val="22"/>
+                <w:szCs w:val="22"/>
+              </w:rPr>
+              <w:t xml:space="preserve">蒙「蔽」</w:t>
+            </w:r>
+          </w:p>
+          <w:p>
+            <w:r>
+              <w:rPr>
+                <w:rFonts w:ascii="標楷體" w:cs="標楷體" w:eastAsia="標楷體" w:hAnsi="標楷體"/>
+                <w:b w:val="false"/>
+                <w:bCs w:val="false"/>
+                <w:sz w:val="22"/>
+                <w:szCs w:val="22"/>
+              </w:rPr>
+              <w:t xml:space="preserve">「蔽」塞</w:t>
+            </w:r>
+          </w:p>
+        </w:tc>
+      </w:tr>
+      <w:tr>
+        <w:trPr>
+          <w:cantSplit/>
+        </w:trPr>
+        <w:tc>
+          <w:tcPr>
+            <w:tcW w:type="dxa" w:w="1500"/>
+            <w:tcBorders>
+              <w:top w:val="single" w:color="A6A6A6" w:sz="4"/>
+              <w:left w:val="single" w:color="A6A6A6" w:sz="4"/>
+              <w:bottom w:val="single" w:color="A6A6A6" w:sz="4"/>
+              <w:right w:val="single" w:color="A6A6A6" w:sz="4"/>
+            </w:tcBorders>
+            <w:tcMar>
+              <w:top w:type="dxa" w:w="50"/>
+              <w:left w:type="dxa" w:w="90"/>
+              <w:bottom w:type="dxa" w:w="50"/>
+              <w:right w:type="dxa" w:w="90"/>
+            </w:tcMar>
+          </w:tcPr>
+          <w:p>
+            <w:r>
+              <w:rPr>
+                <w:rFonts w:ascii="標楷體" w:cs="標楷體" w:eastAsia="標楷體" w:hAnsi="標楷體"/>
+                <w:b w:val="false"/>
+                <w:bCs w:val="false"/>
+                <w:sz w:val="22"/>
+                <w:szCs w:val="22"/>
+              </w:rPr>
+              <w:t xml:space="preserve">蔽</w:t>
+            </w:r>
+          </w:p>
+        </w:tc>
+        <w:tc>
+          <w:tcPr>
+            <w:tcW w:type="dxa" w:w="3600"/>
+            <w:tcBorders>
+              <w:top w:val="single" w:color="A6A6A6" w:sz="4"/>
+              <w:left w:val="single" w:color="A6A6A6" w:sz="4"/>
+              <w:bottom w:val="single" w:color="A6A6A6" w:sz="4"/>
+              <w:right w:val="single" w:color="A6A6A6" w:sz="4"/>
+            </w:tcBorders>
+            <w:tcMar>
+              <w:top w:type="dxa" w:w="50"/>
+              <w:left w:type="dxa" w:w="90"/>
+              <w:bottom w:type="dxa" w:w="50"/>
+              <w:right w:type="dxa" w:w="90"/>
+            </w:tcMar>
+          </w:tcPr>
+          <w:p>
+            <w:r>
+              <w:rPr>
+                <w:rFonts w:ascii="標楷體" w:cs="標楷體" w:eastAsia="標楷體" w:hAnsi="標楷體"/>
+                <w:b w:val="false"/>
+                <w:bCs w:val="false"/>
+                <w:sz w:val="22"/>
+                <w:szCs w:val="22"/>
+              </w:rPr>
+              <w:t xml:space="preserve">ㄅㄧˋ　成語</w:t>
+            </w:r>
+          </w:p>
+        </w:tc>
+        <w:tc>
+          <w:tcPr>
+            <w:tcW w:type="dxa" w:w="5200"/>
+            <w:tcBorders>
+              <w:top w:val="single" w:color="A6A6A6" w:sz="4"/>
+              <w:left w:val="single" w:color="A6A6A6" w:sz="4"/>
+              <w:bottom w:val="single" w:color="A6A6A6" w:sz="4"/>
+              <w:right w:val="single" w:color="A6A6A6" w:sz="4"/>
+            </w:tcBorders>
+            <w:tcMar>
+              <w:top w:type="dxa" w:w="50"/>
+              <w:left w:type="dxa" w:w="90"/>
+              <w:bottom w:type="dxa" w:w="50"/>
+              <w:right w:type="dxa" w:w="90"/>
+            </w:tcMar>
+          </w:tcPr>
+          <w:p>
+            <w:r>
+              <w:rPr>
+                <w:rFonts w:ascii="標楷體" w:cs="標楷體" w:eastAsia="標楷體" w:hAnsi="標楷體"/>
+                <w:b w:val="false"/>
+                <w:bCs w:val="false"/>
+                <w:sz w:val="22"/>
+                <w:szCs w:val="22"/>
+              </w:rPr>
+              <w:t xml:space="preserve">衣不「蔽」體：衣服破爛短少，遮蔽不住身體，形容極為窮困</w:t>
+            </w:r>
+          </w:p>
+        </w:tc>
+      </w:tr>
+      <w:tr>
+        <w:trPr>
+          <w:cantSplit/>
+        </w:trPr>
+        <w:tc>
+          <w:tcPr>
+            <w:tcW w:type="dxa" w:w="1500"/>
+            <w:tcBorders>
+              <w:top w:val="single" w:color="A6A6A6" w:sz="4"/>
+              <w:left w:val="single" w:color="A6A6A6" w:sz="4"/>
+              <w:bottom w:val="single" w:color="A6A6A6" w:sz="4"/>
+              <w:right w:val="single" w:color="A6A6A6" w:sz="4"/>
+            </w:tcBorders>
+            <w:tcMar>
+              <w:top w:type="dxa" w:w="50"/>
+              <w:left w:type="dxa" w:w="90"/>
+              <w:bottom w:type="dxa" w:w="50"/>
+              <w:right w:type="dxa" w:w="90"/>
+            </w:tcMar>
+          </w:tcPr>
+          <w:p>
+            <w:r>
+              <w:rPr>
+                <w:rFonts w:ascii="標楷體" w:cs="標楷體" w:eastAsia="標楷體" w:hAnsi="標楷體"/>
+                <w:b w:val="false"/>
+                <w:bCs w:val="false"/>
+                <w:sz w:val="22"/>
+                <w:szCs w:val="22"/>
+              </w:rPr>
               <w:t xml:space="preserve">敝</w:t>
             </w:r>
           </w:p>
@@ -4900,7 +5707,7 @@
                 <w:sz w:val="22"/>
                 <w:szCs w:val="22"/>
               </w:rPr>
-              <w:t xml:space="preserve">ㄅㄧˋ　破的、舊的，形容詞；毀壞，動詞；自謙之詞（用於對別人指稱和自己相關的事物）</w:t>
+              <w:t xml:space="preserve">ㄅㄧˋ　破的、舊的（形容詞）</w:t>
             </w:r>
           </w:p>
         </w:tc>
@@ -4929,7 +5736,19 @@
                 <w:sz w:val="22"/>
                 <w:szCs w:val="22"/>
               </w:rPr>
-              <w:t xml:space="preserve">「敝」帚自珍（比喻東西雖不好，卻因為是自己的，仍然非常珍視）；棄之如「敝」屣；夫天地之化，日新則不「敝」；「敝」人、「敝」校、「敝」姓</w:t>
+              <w:t xml:space="preserve">「敝」帚自珍</w:t>
+            </w:r>
+          </w:p>
+          <w:p>
+            <w:r>
+              <w:rPr>
+                <w:rFonts w:ascii="標楷體" w:cs="標楷體" w:eastAsia="標楷體" w:hAnsi="標楷體"/>
+                <w:b w:val="false"/>
+                <w:bCs w:val="false"/>
+                <w:sz w:val="22"/>
+                <w:szCs w:val="22"/>
+              </w:rPr>
+              <w:t xml:space="preserve">棄之如「敝」屣</w:t>
             </w:r>
           </w:p>
         </w:tc>
@@ -4963,6 +5782,318 @@
                 <w:sz w:val="22"/>
                 <w:szCs w:val="22"/>
               </w:rPr>
+              <w:t xml:space="preserve">敝</w:t>
+            </w:r>
+          </w:p>
+        </w:tc>
+        <w:tc>
+          <w:tcPr>
+            <w:tcW w:type="dxa" w:w="3600"/>
+            <w:tcBorders>
+              <w:top w:val="single" w:color="A6A6A6" w:sz="4"/>
+              <w:left w:val="single" w:color="A6A6A6" w:sz="4"/>
+              <w:bottom w:val="single" w:color="A6A6A6" w:sz="4"/>
+              <w:right w:val="single" w:color="A6A6A6" w:sz="4"/>
+            </w:tcBorders>
+            <w:tcMar>
+              <w:top w:type="dxa" w:w="50"/>
+              <w:left w:type="dxa" w:w="90"/>
+              <w:bottom w:type="dxa" w:w="50"/>
+              <w:right w:type="dxa" w:w="90"/>
+            </w:tcMar>
+          </w:tcPr>
+          <w:p>
+            <w:r>
+              <w:rPr>
+                <w:rFonts w:ascii="標楷體" w:cs="標楷體" w:eastAsia="標楷體" w:hAnsi="標楷體"/>
+                <w:b w:val="false"/>
+                <w:bCs w:val="false"/>
+                <w:sz w:val="22"/>
+                <w:szCs w:val="22"/>
+              </w:rPr>
+              <w:t xml:space="preserve">ㄅㄧˋ　毀壞（動詞）</w:t>
+            </w:r>
+          </w:p>
+        </w:tc>
+        <w:tc>
+          <w:tcPr>
+            <w:tcW w:type="dxa" w:w="5200"/>
+            <w:tcBorders>
+              <w:top w:val="single" w:color="A6A6A6" w:sz="4"/>
+              <w:left w:val="single" w:color="A6A6A6" w:sz="4"/>
+              <w:bottom w:val="single" w:color="A6A6A6" w:sz="4"/>
+              <w:right w:val="single" w:color="A6A6A6" w:sz="4"/>
+            </w:tcBorders>
+            <w:tcMar>
+              <w:top w:type="dxa" w:w="50"/>
+              <w:left w:type="dxa" w:w="90"/>
+              <w:bottom w:type="dxa" w:w="50"/>
+              <w:right w:type="dxa" w:w="90"/>
+            </w:tcMar>
+          </w:tcPr>
+          <w:p>
+            <w:r>
+              <w:rPr>
+                <w:rFonts w:ascii="標楷體" w:cs="標楷體" w:eastAsia="標楷體" w:hAnsi="標楷體"/>
+                <w:b w:val="false"/>
+                <w:bCs w:val="false"/>
+                <w:sz w:val="22"/>
+                <w:szCs w:val="22"/>
+              </w:rPr>
+              <w:t xml:space="preserve">夫天地之化，日新則不「敝」</w:t>
+            </w:r>
+          </w:p>
+          <w:p>
+            <w:r>
+              <w:rPr>
+                <w:rFonts w:ascii="標楷體" w:cs="標楷體" w:eastAsia="標楷體" w:hAnsi="標楷體"/>
+                <w:b w:val="false"/>
+                <w:bCs w:val="false"/>
+                <w:sz w:val="22"/>
+                <w:szCs w:val="22"/>
+              </w:rPr>
+              <w:t xml:space="preserve">「敝」之而無憾</w:t>
+            </w:r>
+          </w:p>
+        </w:tc>
+      </w:tr>
+      <w:tr>
+        <w:trPr>
+          <w:cantSplit/>
+        </w:trPr>
+        <w:tc>
+          <w:tcPr>
+            <w:tcW w:type="dxa" w:w="1500"/>
+            <w:tcBorders>
+              <w:top w:val="single" w:color="A6A6A6" w:sz="4"/>
+              <w:left w:val="single" w:color="A6A6A6" w:sz="4"/>
+              <w:bottom w:val="single" w:color="A6A6A6" w:sz="4"/>
+              <w:right w:val="single" w:color="A6A6A6" w:sz="4"/>
+            </w:tcBorders>
+            <w:tcMar>
+              <w:top w:type="dxa" w:w="50"/>
+              <w:left w:type="dxa" w:w="90"/>
+              <w:bottom w:type="dxa" w:w="50"/>
+              <w:right w:type="dxa" w:w="90"/>
+            </w:tcMar>
+          </w:tcPr>
+          <w:p>
+            <w:r>
+              <w:rPr>
+                <w:rFonts w:ascii="標楷體" w:cs="標楷體" w:eastAsia="標楷體" w:hAnsi="標楷體"/>
+                <w:b w:val="false"/>
+                <w:bCs w:val="false"/>
+                <w:sz w:val="22"/>
+                <w:szCs w:val="22"/>
+              </w:rPr>
+              <w:t xml:space="preserve">敝</w:t>
+            </w:r>
+          </w:p>
+        </w:tc>
+        <w:tc>
+          <w:tcPr>
+            <w:tcW w:type="dxa" w:w="3600"/>
+            <w:tcBorders>
+              <w:top w:val="single" w:color="A6A6A6" w:sz="4"/>
+              <w:left w:val="single" w:color="A6A6A6" w:sz="4"/>
+              <w:bottom w:val="single" w:color="A6A6A6" w:sz="4"/>
+              <w:right w:val="single" w:color="A6A6A6" w:sz="4"/>
+            </w:tcBorders>
+            <w:tcMar>
+              <w:top w:type="dxa" w:w="50"/>
+              <w:left w:type="dxa" w:w="90"/>
+              <w:bottom w:type="dxa" w:w="50"/>
+              <w:right w:type="dxa" w:w="90"/>
+            </w:tcMar>
+          </w:tcPr>
+          <w:p>
+            <w:r>
+              <w:rPr>
+                <w:rFonts w:ascii="標楷體" w:cs="標楷體" w:eastAsia="標楷體" w:hAnsi="標楷體"/>
+                <w:b w:val="false"/>
+                <w:bCs w:val="false"/>
+                <w:sz w:val="22"/>
+                <w:szCs w:val="22"/>
+              </w:rPr>
+              <w:t xml:space="preserve">ㄅㄧˋ　自謙之詞（用於對別人指稱和自己相關的事物）</w:t>
+            </w:r>
+          </w:p>
+        </w:tc>
+        <w:tc>
+          <w:tcPr>
+            <w:tcW w:type="dxa" w:w="5200"/>
+            <w:tcBorders>
+              <w:top w:val="single" w:color="A6A6A6" w:sz="4"/>
+              <w:left w:val="single" w:color="A6A6A6" w:sz="4"/>
+              <w:bottom w:val="single" w:color="A6A6A6" w:sz="4"/>
+              <w:right w:val="single" w:color="A6A6A6" w:sz="4"/>
+            </w:tcBorders>
+            <w:tcMar>
+              <w:top w:type="dxa" w:w="50"/>
+              <w:left w:type="dxa" w:w="90"/>
+              <w:bottom w:type="dxa" w:w="50"/>
+              <w:right w:type="dxa" w:w="90"/>
+            </w:tcMar>
+          </w:tcPr>
+          <w:p>
+            <w:r>
+              <w:rPr>
+                <w:rFonts w:ascii="標楷體" w:cs="標楷體" w:eastAsia="標楷體" w:hAnsi="標楷體"/>
+                <w:b w:val="false"/>
+                <w:bCs w:val="false"/>
+                <w:sz w:val="22"/>
+                <w:szCs w:val="22"/>
+              </w:rPr>
+              <w:t xml:space="preserve">「敝」人</w:t>
+            </w:r>
+          </w:p>
+          <w:p>
+            <w:r>
+              <w:rPr>
+                <w:rFonts w:ascii="標楷體" w:cs="標楷體" w:eastAsia="標楷體" w:hAnsi="標楷體"/>
+                <w:b w:val="false"/>
+                <w:bCs w:val="false"/>
+                <w:sz w:val="22"/>
+                <w:szCs w:val="22"/>
+              </w:rPr>
+              <w:t xml:space="preserve">「敝」校</w:t>
+            </w:r>
+          </w:p>
+          <w:p>
+            <w:r>
+              <w:rPr>
+                <w:rFonts w:ascii="標楷體" w:cs="標楷體" w:eastAsia="標楷體" w:hAnsi="標楷體"/>
+                <w:b w:val="false"/>
+                <w:bCs w:val="false"/>
+                <w:sz w:val="22"/>
+                <w:szCs w:val="22"/>
+              </w:rPr>
+              <w:t xml:space="preserve">「敝」姓</w:t>
+            </w:r>
+          </w:p>
+        </w:tc>
+      </w:tr>
+      <w:tr>
+        <w:trPr>
+          <w:cantSplit/>
+        </w:trPr>
+        <w:tc>
+          <w:tcPr>
+            <w:tcW w:type="dxa" w:w="1500"/>
+            <w:tcBorders>
+              <w:top w:val="single" w:color="A6A6A6" w:sz="4"/>
+              <w:left w:val="single" w:color="A6A6A6" w:sz="4"/>
+              <w:bottom w:val="single" w:color="A6A6A6" w:sz="4"/>
+              <w:right w:val="single" w:color="A6A6A6" w:sz="4"/>
+            </w:tcBorders>
+            <w:tcMar>
+              <w:top w:type="dxa" w:w="50"/>
+              <w:left w:type="dxa" w:w="90"/>
+              <w:bottom w:type="dxa" w:w="50"/>
+              <w:right w:type="dxa" w:w="90"/>
+            </w:tcMar>
+          </w:tcPr>
+          <w:p>
+            <w:r>
+              <w:rPr>
+                <w:rFonts w:ascii="標楷體" w:cs="標楷體" w:eastAsia="標楷體" w:hAnsi="標楷體"/>
+                <w:b w:val="false"/>
+                <w:bCs w:val="false"/>
+                <w:sz w:val="22"/>
+                <w:szCs w:val="22"/>
+              </w:rPr>
+              <w:t xml:space="preserve">敝</w:t>
+            </w:r>
+          </w:p>
+        </w:tc>
+        <w:tc>
+          <w:tcPr>
+            <w:tcW w:type="dxa" w:w="3600"/>
+            <w:tcBorders>
+              <w:top w:val="single" w:color="A6A6A6" w:sz="4"/>
+              <w:left w:val="single" w:color="A6A6A6" w:sz="4"/>
+              <w:bottom w:val="single" w:color="A6A6A6" w:sz="4"/>
+              <w:right w:val="single" w:color="A6A6A6" w:sz="4"/>
+            </w:tcBorders>
+            <w:tcMar>
+              <w:top w:type="dxa" w:w="50"/>
+              <w:left w:type="dxa" w:w="90"/>
+              <w:bottom w:type="dxa" w:w="50"/>
+              <w:right w:type="dxa" w:w="90"/>
+            </w:tcMar>
+          </w:tcPr>
+          <w:p>
+            <w:r>
+              <w:rPr>
+                <w:rFonts w:ascii="標楷體" w:cs="標楷體" w:eastAsia="標楷體" w:hAnsi="標楷體"/>
+                <w:b w:val="false"/>
+                <w:bCs w:val="false"/>
+                <w:sz w:val="22"/>
+                <w:szCs w:val="22"/>
+              </w:rPr>
+              <w:t xml:space="preserve">ㄅㄧˋ　成語</w:t>
+            </w:r>
+          </w:p>
+        </w:tc>
+        <w:tc>
+          <w:tcPr>
+            <w:tcW w:type="dxa" w:w="5200"/>
+            <w:tcBorders>
+              <w:top w:val="single" w:color="A6A6A6" w:sz="4"/>
+              <w:left w:val="single" w:color="A6A6A6" w:sz="4"/>
+              <w:bottom w:val="single" w:color="A6A6A6" w:sz="4"/>
+              <w:right w:val="single" w:color="A6A6A6" w:sz="4"/>
+            </w:tcBorders>
+            <w:tcMar>
+              <w:top w:type="dxa" w:w="50"/>
+              <w:left w:type="dxa" w:w="90"/>
+              <w:bottom w:type="dxa" w:w="50"/>
+              <w:right w:type="dxa" w:w="90"/>
+            </w:tcMar>
+          </w:tcPr>
+          <w:p>
+            <w:r>
+              <w:rPr>
+                <w:rFonts w:ascii="標楷體" w:cs="標楷體" w:eastAsia="標楷體" w:hAnsi="標楷體"/>
+                <w:b w:val="false"/>
+                <w:bCs w:val="false"/>
+                <w:sz w:val="22"/>
+                <w:szCs w:val="22"/>
+              </w:rPr>
+              <w:t xml:space="preserve">「敝」帚自珍：比喻東西雖不好，卻因為是自己的，仍然非常珍視</w:t>
+            </w:r>
+          </w:p>
+        </w:tc>
+      </w:tr>
+      <w:tr>
+        <w:trPr>
+          <w:cantSplit/>
+        </w:trPr>
+        <w:tc>
+          <w:tcPr>
+            <w:tcW w:type="dxa" w:w="1500"/>
+            <w:tcBorders>
+              <w:top w:val="single" w:color="A6A6A6" w:sz="4"/>
+              <w:left w:val="single" w:color="A6A6A6" w:sz="4"/>
+              <w:bottom w:val="single" w:color="A6A6A6" w:sz="4"/>
+              <w:right w:val="single" w:color="A6A6A6" w:sz="4"/>
+            </w:tcBorders>
+            <w:tcMar>
+              <w:top w:type="dxa" w:w="50"/>
+              <w:left w:type="dxa" w:w="90"/>
+              <w:bottom w:type="dxa" w:w="50"/>
+              <w:right w:type="dxa" w:w="90"/>
+            </w:tcMar>
+          </w:tcPr>
+          <w:p>
+            <w:r>
+              <w:rPr>
+                <w:rFonts w:ascii="標楷體" w:cs="標楷體" w:eastAsia="標楷體" w:hAnsi="標楷體"/>
+                <w:b w:val="false"/>
+                <w:bCs w:val="false"/>
+                <w:sz w:val="22"/>
+                <w:szCs w:val="22"/>
+              </w:rPr>
               <w:t xml:space="preserve">幣</w:t>
             </w:r>
           </w:p>
@@ -4992,7 +6123,7 @@
                 <w:sz w:val="22"/>
                 <w:szCs w:val="22"/>
               </w:rPr>
-              <w:t xml:space="preserve">ㄅㄧˋ　有標準價格、可作交易媒介的東西</w:t>
+              <w:t xml:space="preserve">ㄅㄧˋ　有標準價格、可作交易媒介的東西（名詞）</w:t>
             </w:r>
           </w:p>
         </w:tc>
@@ -5021,7 +6152,31 @@
                 <w:sz w:val="22"/>
                 <w:szCs w:val="22"/>
               </w:rPr>
-              <w:t xml:space="preserve">紙「幣」、錢「幣」、硬「幣」</w:t>
+              <w:t xml:space="preserve">紙「幣」</w:t>
+            </w:r>
+          </w:p>
+          <w:p>
+            <w:r>
+              <w:rPr>
+                <w:rFonts w:ascii="標楷體" w:cs="標楷體" w:eastAsia="標楷體" w:hAnsi="標楷體"/>
+                <w:b w:val="false"/>
+                <w:bCs w:val="false"/>
+                <w:sz w:val="22"/>
+                <w:szCs w:val="22"/>
+              </w:rPr>
+              <w:t xml:space="preserve">錢「幣」</w:t>
+            </w:r>
+          </w:p>
+          <w:p>
+            <w:r>
+              <w:rPr>
+                <w:rFonts w:ascii="標楷體" w:cs="標楷體" w:eastAsia="標楷體" w:hAnsi="標楷體"/>
+                <w:b w:val="false"/>
+                <w:bCs w:val="false"/>
+                <w:sz w:val="22"/>
+                <w:szCs w:val="22"/>
+              </w:rPr>
+              <w:t xml:space="preserve">硬「幣」</w:t>
             </w:r>
           </w:p>
         </w:tc>
@@ -5084,7 +6239,7 @@
                 <w:sz w:val="22"/>
                 <w:szCs w:val="22"/>
               </w:rPr>
-              <w:t xml:space="preserve">ㄅㄧˋ　欺詐蒙騙、奸偽非法的事，名詞；害處、毛病，名詞</w:t>
+              <w:t xml:space="preserve">ㄅㄧˋ　害處、毛病（名詞）</w:t>
             </w:r>
           </w:p>
         </w:tc>
@@ -5113,7 +6268,31 @@
                 <w:sz w:val="22"/>
                 <w:szCs w:val="22"/>
               </w:rPr>
-              <w:t xml:space="preserve">作「弊」、營私舞「弊」（以違法的手段謀求私利）、貪污舞「弊」；有利無「弊」、「弊」端、興利除「弊」（振興利益，革除弊害）</w:t>
+              <w:t xml:space="preserve">有利無「弊」</w:t>
+            </w:r>
+          </w:p>
+          <w:p>
+            <w:r>
+              <w:rPr>
+                <w:rFonts w:ascii="標楷體" w:cs="標楷體" w:eastAsia="標楷體" w:hAnsi="標楷體"/>
+                <w:b w:val="false"/>
+                <w:bCs w:val="false"/>
+                <w:sz w:val="22"/>
+                <w:szCs w:val="22"/>
+              </w:rPr>
+              <w:t xml:space="preserve">「弊」端</w:t>
+            </w:r>
+          </w:p>
+          <w:p>
+            <w:r>
+              <w:rPr>
+                <w:rFonts w:ascii="標楷體" w:cs="標楷體" w:eastAsia="標楷體" w:hAnsi="標楷體"/>
+                <w:b w:val="false"/>
+                <w:bCs w:val="false"/>
+                <w:sz w:val="22"/>
+                <w:szCs w:val="22"/>
+              </w:rPr>
+              <w:t xml:space="preserve">興利除「弊」：振興利益，革除弊害</w:t>
             </w:r>
           </w:p>
         </w:tc>
@@ -5147,6 +6326,122 @@
                 <w:sz w:val="22"/>
                 <w:szCs w:val="22"/>
               </w:rPr>
+              <w:t xml:space="preserve">弊</w:t>
+            </w:r>
+          </w:p>
+        </w:tc>
+        <w:tc>
+          <w:tcPr>
+            <w:tcW w:type="dxa" w:w="3600"/>
+            <w:tcBorders>
+              <w:top w:val="single" w:color="A6A6A6" w:sz="4"/>
+              <w:left w:val="single" w:color="A6A6A6" w:sz="4"/>
+              <w:bottom w:val="single" w:color="A6A6A6" w:sz="4"/>
+              <w:right w:val="single" w:color="A6A6A6" w:sz="4"/>
+            </w:tcBorders>
+            <w:tcMar>
+              <w:top w:type="dxa" w:w="50"/>
+              <w:left w:type="dxa" w:w="90"/>
+              <w:bottom w:type="dxa" w:w="50"/>
+              <w:right w:type="dxa" w:w="90"/>
+            </w:tcMar>
+          </w:tcPr>
+          <w:p>
+            <w:r>
+              <w:rPr>
+                <w:rFonts w:ascii="標楷體" w:cs="標楷體" w:eastAsia="標楷體" w:hAnsi="標楷體"/>
+                <w:b w:val="false"/>
+                <w:bCs w:val="false"/>
+                <w:sz w:val="22"/>
+                <w:szCs w:val="22"/>
+              </w:rPr>
+              <w:t xml:space="preserve">ㄅㄧˋ　欺詐蒙騙、奸偽非法的事（名詞）</w:t>
+            </w:r>
+          </w:p>
+        </w:tc>
+        <w:tc>
+          <w:tcPr>
+            <w:tcW w:type="dxa" w:w="5200"/>
+            <w:tcBorders>
+              <w:top w:val="single" w:color="A6A6A6" w:sz="4"/>
+              <w:left w:val="single" w:color="A6A6A6" w:sz="4"/>
+              <w:bottom w:val="single" w:color="A6A6A6" w:sz="4"/>
+              <w:right w:val="single" w:color="A6A6A6" w:sz="4"/>
+            </w:tcBorders>
+            <w:tcMar>
+              <w:top w:type="dxa" w:w="50"/>
+              <w:left w:type="dxa" w:w="90"/>
+              <w:bottom w:type="dxa" w:w="50"/>
+              <w:right w:type="dxa" w:w="90"/>
+            </w:tcMar>
+          </w:tcPr>
+          <w:p>
+            <w:r>
+              <w:rPr>
+                <w:rFonts w:ascii="標楷體" w:cs="標楷體" w:eastAsia="標楷體" w:hAnsi="標楷體"/>
+                <w:b w:val="false"/>
+                <w:bCs w:val="false"/>
+                <w:sz w:val="22"/>
+                <w:szCs w:val="22"/>
+              </w:rPr>
+              <w:t xml:space="preserve">作「弊」</w:t>
+            </w:r>
+          </w:p>
+          <w:p>
+            <w:r>
+              <w:rPr>
+                <w:rFonts w:ascii="標楷體" w:cs="標楷體" w:eastAsia="標楷體" w:hAnsi="標楷體"/>
+                <w:b w:val="false"/>
+                <w:bCs w:val="false"/>
+                <w:sz w:val="22"/>
+                <w:szCs w:val="22"/>
+              </w:rPr>
+              <w:t xml:space="preserve">貪污舞「弊」</w:t>
+            </w:r>
+          </w:p>
+          <w:p>
+            <w:r>
+              <w:rPr>
+                <w:rFonts w:ascii="標楷體" w:cs="標楷體" w:eastAsia="標楷體" w:hAnsi="標楷體"/>
+                <w:b w:val="false"/>
+                <w:bCs w:val="false"/>
+                <w:sz w:val="22"/>
+                <w:szCs w:val="22"/>
+              </w:rPr>
+              <w:t xml:space="preserve">營私舞「弊」：以違法的手段謀求私利</w:t>
+            </w:r>
+          </w:p>
+        </w:tc>
+      </w:tr>
+      <w:tr>
+        <w:trPr>
+          <w:cantSplit/>
+        </w:trPr>
+        <w:tc>
+          <w:tcPr>
+            <w:tcW w:type="dxa" w:w="1500"/>
+            <w:tcBorders>
+              <w:top w:val="single" w:color="A6A6A6" w:sz="4"/>
+              <w:left w:val="single" w:color="A6A6A6" w:sz="4"/>
+              <w:bottom w:val="single" w:color="A6A6A6" w:sz="4"/>
+              <w:right w:val="single" w:color="A6A6A6" w:sz="4"/>
+            </w:tcBorders>
+            <w:tcMar>
+              <w:top w:type="dxa" w:w="50"/>
+              <w:left w:type="dxa" w:w="90"/>
+              <w:bottom w:type="dxa" w:w="50"/>
+              <w:right w:type="dxa" w:w="90"/>
+            </w:tcMar>
+          </w:tcPr>
+          <w:p>
+            <w:r>
+              <w:rPr>
+                <w:rFonts w:ascii="標楷體" w:cs="標楷體" w:eastAsia="標楷體" w:hAnsi="標楷體"/>
+                <w:b w:val="false"/>
+                <w:bCs w:val="false"/>
+                <w:sz w:val="22"/>
+                <w:szCs w:val="22"/>
+              </w:rPr>
               <w:t xml:space="preserve">斃</w:t>
             </w:r>
           </w:p>
@@ -5176,7 +6471,7 @@
                 <w:sz w:val="22"/>
                 <w:szCs w:val="22"/>
               </w:rPr>
-              <w:t xml:space="preserve">ㄅㄧˋ　死，動詞</w:t>
+              <w:t xml:space="preserve">ㄅㄧˋ　死（動詞）</w:t>
             </w:r>
           </w:p>
         </w:tc>
@@ -5205,7 +6500,43 @@
                 <w:sz w:val="22"/>
                 <w:szCs w:val="22"/>
               </w:rPr>
-              <w:t xml:space="preserve">槍「斃」、倒「斃」、擊「斃」、坐以待「斃」</w:t>
+              <w:t xml:space="preserve">槍「斃」</w:t>
+            </w:r>
+          </w:p>
+          <w:p>
+            <w:r>
+              <w:rPr>
+                <w:rFonts w:ascii="標楷體" w:cs="標楷體" w:eastAsia="標楷體" w:hAnsi="標楷體"/>
+                <w:b w:val="false"/>
+                <w:bCs w:val="false"/>
+                <w:sz w:val="22"/>
+                <w:szCs w:val="22"/>
+              </w:rPr>
+              <w:t xml:space="preserve">倒「斃」</w:t>
+            </w:r>
+          </w:p>
+          <w:p>
+            <w:r>
+              <w:rPr>
+                <w:rFonts w:ascii="標楷體" w:cs="標楷體" w:eastAsia="標楷體" w:hAnsi="標楷體"/>
+                <w:b w:val="false"/>
+                <w:bCs w:val="false"/>
+                <w:sz w:val="22"/>
+                <w:szCs w:val="22"/>
+              </w:rPr>
+              <w:t xml:space="preserve">擊「斃」</w:t>
+            </w:r>
+          </w:p>
+          <w:p>
+            <w:r>
+              <w:rPr>
+                <w:rFonts w:ascii="標楷體" w:cs="標楷體" w:eastAsia="標楷體" w:hAnsi="標楷體"/>
+                <w:b w:val="false"/>
+                <w:bCs w:val="false"/>
+                <w:sz w:val="22"/>
+                <w:szCs w:val="22"/>
+              </w:rPr>
+              <w:t xml:space="preserve">坐以待「斃」</w:t>
             </w:r>
           </w:p>
         </w:tc>
@@ -5297,7 +6628,7 @@
                 <w:sz w:val="22"/>
                 <w:szCs w:val="22"/>
               </w:rPr>
-              <w:t xml:space="preserve">「彆」扭（與ㄅㄧˋ音的幾個字不同音，注意區別）</w:t>
+              <w:t xml:space="preserve">「彆」扭（與ㄅㄧˋ音的字不同音，注意區別）</w:t>
             </w:r>
           </w:p>
         </w:tc>
@@ -5335,7 +6666,7 @@
           <w:sz w:val="30"/>
           <w:szCs w:val="30"/>
         </w:rPr>
-        <w:t xml:space="preserve">九、成語整理</w:t>
+        <w:t xml:space="preserve">十一、成語整理</w:t>
       </w:r>
     </w:p>
     <w:p>
@@ -8653,7 +9984,7 @@
           <w:sz w:val="30"/>
           <w:szCs w:val="30"/>
         </w:rPr>
-        <w:t xml:space="preserve">十、各課重點</w:t>
+        <w:t xml:space="preserve">十二、各課重點</w:t>
       </w:r>
     </w:p>
     <w:p>
@@ -9521,7 +10852,7 @@
           <w:sz w:val="24"/>
           <w:szCs w:val="24"/>
         </w:rPr>
-        <w:t xml:space="preserve">原文：宋人有閔其苗之不長而揠之者，芒芒然歸，謂其人曰：「今日病矣！予助苗長矣。」其子趨而往視之，苗則槁矣。天下之不助苗長者寡矣。以為無益而捨之者，不耘苗者也；助之長者，揠苗者也。非徒無益，而又害之。</w:t>
+        <w:t xml:space="preserve">原文：宋人有閔其苗之不長而揠之者，芒芒然歸，謂其人曰：「今日病矣！予助苗長矣。」其子趨而往視之，苗則槁矣。天下之不助苗長者寡矣。以為無益而舍之者，不耘苗者也；助之長者，揠苗者也。非徒無益，而又害之。</w:t>
       </w:r>
     </w:p>
     <w:p>
@@ -9573,7 +10904,7 @@
           <w:sz w:val="24"/>
           <w:szCs w:val="24"/>
         </w:rPr>
-        <w:t xml:space="preserve">補充：「之」的用法：「閔其苗之不長」的「之」是助詞；「趨而往視之」、「助之長」、「害之」的「之」都指苗；「捨之者」的「之」指耘苗無益這件事。</w:t>
+        <w:t xml:space="preserve">補充：「之」的用法：「閔其苗之不長」的「之」是助詞；「趨而往視之」、「助之長」、「害之」的「之」都指苗；「舍之者」的「之」指耘苗無益這件事。</w:t>
       </w:r>
     </w:p>
     <w:p>
@@ -12185,7 +13516,7 @@
           <w:sz w:val="24"/>
           <w:szCs w:val="24"/>
         </w:rPr>
-        <w:t xml:space="preserve">補充：「乃」：於是；「用」：用；「之」指戶限；「號為」：稱為。</w:t>
+        <w:t xml:space="preserve">補充：「乃」：於是；「用」：用；「之」指戶限。</w:t>
       </w:r>
     </w:p>
     <w:p>
@@ -13791,7 +15122,7 @@
                 <w:sz w:val="22"/>
                 <w:szCs w:val="22"/>
               </w:rPr>
-              <w:t xml:space="preserve">擒</w:t>
+              <w:t xml:space="preserve">禽</w:t>
             </w:r>
           </w:p>
         </w:tc>
@@ -13820,7 +15151,7 @@
                 <w:sz w:val="22"/>
                 <w:szCs w:val="22"/>
               </w:rPr>
-              <w:t xml:space="preserve">捕捉，通「禽」</w:t>
+              <w:t xml:space="preserve">捕捉，通「擒」</w:t>
             </w:r>
           </w:p>
         </w:tc>
@@ -13899,7 +15230,7 @@
           <w:sz w:val="24"/>
           <w:szCs w:val="24"/>
         </w:rPr>
-        <w:t xml:space="preserve">原文：上常從容與信言諸將能不，各有差。上問曰：「如我能將幾何？」信曰：「陛下不過能將十萬。」上曰：「於君何如？」曰：「臣多多而益善耳。」上笑曰：「多多益善，何為為我擒？」信曰：「陛下不能將兵，而善將將，此乃信之所以為陛下擒也。」</w:t>
+        <w:t xml:space="preserve">原文：上常從容與信言諸將能不，各有差。上問曰：「如我能將幾何？」信曰：「陛下不過能將十萬。」上曰：「於君何如？」曰：「臣多多而益善耳。」上笑曰：「多多益善，何為為我禽？」信曰：「陛下不能將兵，而善將將，此乃信之所以為陛下禽也。」</w:t>
       </w:r>
     </w:p>
     <w:p>
@@ -13977,7 +15308,7 @@
           <w:sz w:val="24"/>
           <w:szCs w:val="24"/>
         </w:rPr>
-        <w:t xml:space="preserve">補充：「何為為我擒」：「為我擒」的「為」是被（ㄨㄟˊ），整句是「為什麼被我捉住」。</w:t>
+        <w:t xml:space="preserve">補充：「何為為我禽」：「為我禽」的「為」是被（ㄨㄟˊ），「禽」通「擒」，整句是「為什麼被我捉住」。</w:t>
       </w:r>
     </w:p>
     <w:p>
@@ -18850,7 +20181,7 @@
                 <w:sz w:val="22"/>
                 <w:szCs w:val="22"/>
               </w:rPr>
-              <w:t xml:space="preserve">擒</w:t>
+              <w:t xml:space="preserve">禽</w:t>
             </w:r>
           </w:p>
         </w:tc>
@@ -18908,7 +20239,7 @@
                 <w:sz w:val="22"/>
                 <w:szCs w:val="22"/>
               </w:rPr>
-              <w:t xml:space="preserve">何為為我擒（第76課）</w:t>
+              <w:t xml:space="preserve">何為為我禽（第76課，通「擒」）</w:t>
             </w:r>
           </w:p>
         </w:tc>
@@ -20412,7 +21743,7 @@
           <w:sz w:val="24"/>
           <w:szCs w:val="24"/>
         </w:rPr>
-        <w:t xml:space="preserve">(A) 閔其苗「&lt;b&gt;之&lt;/b&gt;」不長而揠之者　(B) 趨而往視「&lt;b&gt;之&lt;/b&gt;」　(C) 以為無益而捨「&lt;b&gt;之&lt;/b&gt;」者　(D) 非徒無益，而又害「&lt;b&gt;之&lt;/b&gt;」</w:t>
+        <w:t xml:space="preserve">(A) 閔其苗「&lt;b&gt;之&lt;/b&gt;」不長而揠之者　(B) 趨而往視「&lt;b&gt;之&lt;/b&gt;」　(C) 以為無益而舍「&lt;b&gt;之&lt;/b&gt;」者　(D) 非徒無益，而又害「&lt;b&gt;之&lt;/b&gt;」</w:t>
       </w:r>
     </w:p>
     <w:p>
@@ -20454,35 +21785,7 @@
           <w:sz w:val="24"/>
           <w:szCs w:val="24"/>
         </w:rPr>
-        <w:t xml:space="preserve">（　　）4. 「饜『以』腥膏」的「以」，意思是？</w:t>
-      </w:r>
-    </w:p>
-    <w:p>
-      <w:pPr>
-        <w:spacing w:after="60"/>
-        <w:ind w:left="480"/>
-      </w:pPr>
-      <w:r>
-        <w:rPr>
-          <w:rFonts w:ascii="標楷體" w:cs="標楷體" w:eastAsia="標楷體" w:hAnsi="標楷體"/>
-          <w:sz w:val="24"/>
-          <w:szCs w:val="24"/>
-        </w:rPr>
-        <w:t xml:space="preserve">(A) 用　(B) 因為　(C) 認為　(D) 而</w:t>
-      </w:r>
-    </w:p>
-    <w:p>
-      <w:pPr>
-        <w:keepNext/>
-        <w:spacing w:after="40" w:before="100"/>
-      </w:pPr>
-      <w:r>
-        <w:rPr>
-          <w:rFonts w:ascii="標楷體" w:cs="標楷體" w:eastAsia="標楷體" w:hAnsi="標楷體"/>
-          <w:sz w:val="24"/>
-          <w:szCs w:val="24"/>
-        </w:rPr>
-        <w:t xml:space="preserve">（　　）5. 「天下必『以』王為能市馬」的「以」，意思是？</w:t>
+        <w:t xml:space="preserve">（　　）4. 「君『以』千金求千里馬」的「以」，意思是？</w:t>
       </w:r>
     </w:p>
     <w:p>
@@ -20510,35 +21813,7 @@
           <w:sz w:val="24"/>
           <w:szCs w:val="24"/>
         </w:rPr>
-        <w:t xml:space="preserve">（　　）6. 「不知滅跡『以』杜疑」的「以」，意思是？</w:t>
-      </w:r>
-    </w:p>
-    <w:p>
-      <w:pPr>
-        <w:spacing w:after="60"/>
-        <w:ind w:left="480"/>
-      </w:pPr>
-      <w:r>
-        <w:rPr>
-          <w:rFonts w:ascii="標楷體" w:cs="標楷體" w:eastAsia="標楷體" w:hAnsi="標楷體"/>
-          <w:sz w:val="24"/>
-          <w:szCs w:val="24"/>
-        </w:rPr>
-        <w:t xml:space="preserve">(A) 用　(B) 認為　(C) 來（表目的）　(D) 因為</w:t>
-      </w:r>
-    </w:p>
-    <w:p>
-      <w:pPr>
-        <w:keepNext/>
-        <w:spacing w:after="40" w:before="100"/>
-      </w:pPr>
-      <w:r>
-        <w:rPr>
-          <w:rFonts w:ascii="標楷體" w:cs="標楷體" w:eastAsia="標楷體" w:hAnsi="標楷體"/>
-          <w:sz w:val="24"/>
-          <w:szCs w:val="24"/>
-        </w:rPr>
-        <w:t xml:space="preserve">（　　）7. 「『為』鄉里所患」的「為」，意思是？</w:t>
+        <w:t xml:space="preserve">（　　）5. 「『為』鄉里所患」的「為」，意思是？</w:t>
       </w:r>
     </w:p>
     <w:p>
@@ -20566,7 +21841,7 @@
           <w:sz w:val="24"/>
           <w:szCs w:val="24"/>
         </w:rPr>
-        <w:t xml:space="preserve">（　　）8. 「號『為』退筆冢」的「為」，意思是？</w:t>
+        <w:t xml:space="preserve">（　　）6. 「饜」以腥膏的「饜」，讀音為何？</w:t>
       </w:r>
     </w:p>
     <w:p>
@@ -20580,7 +21855,63 @@
           <w:sz w:val="24"/>
           <w:szCs w:val="24"/>
         </w:rPr>
-        <w:t xml:space="preserve">(A) 稱為　(B) 替　(C) 因為　(D) 治理</w:t>
+        <w:t xml:space="preserve">(A) ㄧㄢˊ　(B) ㄧㄢˋ　(C) ㄧㄠˋ　(D) ㄩㄢˋ</w:t>
+      </w:r>
+    </w:p>
+    <w:p>
+      <w:pPr>
+        <w:keepNext/>
+        <w:spacing w:after="40" w:before="100"/>
+      </w:pPr>
+      <w:r>
+        <w:rPr>
+          <w:rFonts w:ascii="標楷體" w:cs="標楷體" w:eastAsia="標楷體" w:hAnsi="標楷體"/>
+          <w:sz w:val="24"/>
+          <w:szCs w:val="24"/>
+        </w:rPr>
+        <w:t xml:space="preserve">（　　）7. 後取筆頭「瘞」之的「瘞」，讀音為何？</w:t>
+      </w:r>
+    </w:p>
+    <w:p>
+      <w:pPr>
+        <w:spacing w:after="60"/>
+        <w:ind w:left="480"/>
+      </w:pPr>
+      <w:r>
+        <w:rPr>
+          <w:rFonts w:ascii="標楷體" w:cs="標楷體" w:eastAsia="標楷體" w:hAnsi="標楷體"/>
+          <w:sz w:val="24"/>
+          <w:szCs w:val="24"/>
+        </w:rPr>
+        <w:t xml:space="preserve">(A) ㄧˋ　(B) ㄐㄧˋ　(C) ㄩˋ　(D) ㄑㄧˋ</w:t>
+      </w:r>
+    </w:p>
+    <w:p>
+      <w:pPr>
+        <w:keepNext/>
+        <w:spacing w:after="40" w:before="100"/>
+      </w:pPr>
+      <w:r>
+        <w:rPr>
+          <w:rFonts w:ascii="標楷體" w:cs="標楷體" w:eastAsia="標楷體" w:hAnsi="標楷體"/>
+          <w:sz w:val="24"/>
+          <w:szCs w:val="24"/>
+        </w:rPr>
+        <w:t xml:space="preserve">（　　）8. 知其魚而「攫」之的「攫」，讀音為何？</w:t>
+      </w:r>
+    </w:p>
+    <w:p>
+      <w:pPr>
+        <w:spacing w:after="60"/>
+        <w:ind w:left="480"/>
+      </w:pPr>
+      <w:r>
+        <w:rPr>
+          <w:rFonts w:ascii="標楷體" w:cs="標楷體" w:eastAsia="標楷體" w:hAnsi="標楷體"/>
+          <w:sz w:val="24"/>
+          <w:szCs w:val="24"/>
+        </w:rPr>
+        <w:t xml:space="preserve">(A) ㄐㄩㄝˊ　(B) ㄐㄩㄝˋ　(C) ㄩㄝˊ　(D) ㄐㄧㄠˊ</w:t>
       </w:r>
     </w:p>
     <w:p>
@@ -23034,7 +24365,7 @@
                 <w:sz w:val="22"/>
                 <w:szCs w:val="22"/>
               </w:rPr>
-              <w:t xml:space="preserve">以：介詞，用；用魚和肥肉讓貓吃飽。</w:t>
+              <w:t xml:space="preserve">以：介詞，用；國君用千金求購千里馬。</w:t>
             </w:r>
           </w:p>
         </w:tc>
@@ -23126,7 +24457,7 @@
                 <w:sz w:val="22"/>
                 <w:szCs w:val="22"/>
               </w:rPr>
-              <w:t xml:space="preserve">以…為…：認為…是…；天下人會認為大王是真心買馬的人。</w:t>
+              <w:t xml:space="preserve">為…所：被；讀ㄨㄟˊ，表被動；周處被鄉里的人憂懼厭恨。</w:t>
             </w:r>
           </w:p>
         </w:tc>
@@ -23189,7 +24520,7 @@
                 <w:sz w:val="22"/>
                 <w:szCs w:val="22"/>
               </w:rPr>
-              <w:t xml:space="preserve">C</w:t>
+              <w:t xml:space="preserve">B</w:t>
             </w:r>
           </w:p>
         </w:tc>
@@ -23218,7 +24549,7 @@
                 <w:sz w:val="22"/>
                 <w:szCs w:val="22"/>
               </w:rPr>
-              <w:t xml:space="preserve">以：連詞，來；表示消除蹤跡的目的是斷絕懷疑。</w:t>
+              <w:t xml:space="preserve">饜：飽食，讀ㄧㄢˋ；「饜以腥膏」：用魚和肥肉讓貓吃飽。</w:t>
             </w:r>
           </w:p>
         </w:tc>
@@ -23281,7 +24612,7 @@
                 <w:sz w:val="22"/>
                 <w:szCs w:val="22"/>
               </w:rPr>
-              <w:t xml:space="preserve">B</w:t>
+              <w:t xml:space="preserve">A</w:t>
             </w:r>
           </w:p>
         </w:tc>
@@ -23310,7 +24641,7 @@
                 <w:sz w:val="22"/>
                 <w:szCs w:val="22"/>
               </w:rPr>
-              <w:t xml:space="preserve">為…所：被；讀ㄨㄟˊ，表被動；周處被鄉里的人憂懼厭恨。</w:t>
+              <w:t xml:space="preserve">瘞：掩埋，讀ㄧˋ；「瘞之」：把筆頭埋起來。</w:t>
             </w:r>
           </w:p>
         </w:tc>
@@ -23402,7 +24733,7 @@
                 <w:sz w:val="22"/>
                 <w:szCs w:val="22"/>
               </w:rPr>
-              <w:t xml:space="preserve">為：動詞，讀ㄨㄟˊ，稱為、叫做。</w:t>
+              <w:t xml:space="preserve">攫：鳥獸用爪捕取獵物，讀ㄐㄩㄝˊ。</w:t>
             </w:r>
           </w:p>
         </w:tc>

--- a/古文今讀71-80.docx
+++ b/古文今讀71-80.docx
@@ -3847,156 +3847,6 @@
                 <w:szCs w:val="22"/>
               </w:rPr>
               <w:t xml:space="preserve">春風又「綠」江南岸（第72課，課本標註：轉品）</w:t>
-            </w:r>
-          </w:p>
-        </w:tc>
-      </w:tr>
-      <w:tr>
-        <w:trPr>
-          <w:cantSplit/>
-        </w:trPr>
-        <w:tc>
-          <w:tcPr>
-            <w:tcW w:type="dxa" w:w="3000"/>
-            <w:tcBorders>
-              <w:top w:val="single" w:color="A6A6A6" w:sz="4"/>
-              <w:left w:val="single" w:color="A6A6A6" w:sz="4"/>
-              <w:bottom w:val="single" w:color="A6A6A6" w:sz="4"/>
-              <w:right w:val="single" w:color="A6A6A6" w:sz="4"/>
-            </w:tcBorders>
-            <w:tcMar>
-              <w:top w:type="dxa" w:w="50"/>
-              <w:left w:type="dxa" w:w="90"/>
-              <w:bottom w:type="dxa" w:w="50"/>
-              <w:right w:type="dxa" w:w="90"/>
-            </w:tcMar>
-          </w:tcPr>
-          <w:p>
-            <w:r>
-              <w:rPr>
-                <w:rFonts w:ascii="標楷體" w:cs="標楷體" w:eastAsia="標楷體" w:hAnsi="標楷體"/>
-                <w:b w:val="false"/>
-                <w:bCs w:val="false"/>
-                <w:sz w:val="22"/>
-                <w:szCs w:val="22"/>
-              </w:rPr>
-              <w:t xml:space="preserve">間</w:t>
-            </w:r>
-          </w:p>
-        </w:tc>
-        <w:tc>
-          <w:tcPr>
-            <w:tcW w:type="dxa" w:w="7300"/>
-            <w:tcBorders>
-              <w:top w:val="single" w:color="A6A6A6" w:sz="4"/>
-              <w:left w:val="single" w:color="A6A6A6" w:sz="4"/>
-              <w:bottom w:val="single" w:color="A6A6A6" w:sz="4"/>
-              <w:right w:val="single" w:color="A6A6A6" w:sz="4"/>
-            </w:tcBorders>
-            <w:tcMar>
-              <w:top w:type="dxa" w:w="50"/>
-              <w:left w:type="dxa" w:w="90"/>
-              <w:bottom w:type="dxa" w:w="50"/>
-              <w:right w:type="dxa" w:w="90"/>
-            </w:tcMar>
-          </w:tcPr>
-          <w:p>
-            <w:r>
-              <w:rPr>
-                <w:rFonts w:ascii="標楷體" w:cs="標楷體" w:eastAsia="標楷體" w:hAnsi="標楷體"/>
-                <w:b w:val="false"/>
-                <w:bCs w:val="false"/>
-                <w:sz w:val="22"/>
-                <w:szCs w:val="22"/>
-              </w:rPr>
-              <w:t xml:space="preserve">名詞轉為動詞，意思是「間隔」</w:t>
-            </w:r>
-          </w:p>
-          <w:p>
-            <w:r>
-              <w:rPr>
-                <w:rFonts w:ascii="標楷體" w:cs="標楷體" w:eastAsia="標楷體" w:hAnsi="標楷體"/>
-                <w:b w:val="false"/>
-                <w:bCs w:val="false"/>
-                <w:sz w:val="22"/>
-                <w:szCs w:val="22"/>
-              </w:rPr>
-              <w:t xml:space="preserve">京口瓜洲一水「間」（第72課，課本標註：間隔、轉品）</w:t>
-            </w:r>
-          </w:p>
-        </w:tc>
-      </w:tr>
-      <w:tr>
-        <w:trPr>
-          <w:cantSplit/>
-        </w:trPr>
-        <w:tc>
-          <w:tcPr>
-            <w:tcW w:type="dxa" w:w="3000"/>
-            <w:tcBorders>
-              <w:top w:val="single" w:color="A6A6A6" w:sz="4"/>
-              <w:left w:val="single" w:color="A6A6A6" w:sz="4"/>
-              <w:bottom w:val="single" w:color="A6A6A6" w:sz="4"/>
-              <w:right w:val="single" w:color="A6A6A6" w:sz="4"/>
-            </w:tcBorders>
-            <w:tcMar>
-              <w:top w:type="dxa" w:w="50"/>
-              <w:left w:type="dxa" w:w="90"/>
-              <w:bottom w:type="dxa" w:w="50"/>
-              <w:right w:type="dxa" w:w="90"/>
-            </w:tcMar>
-          </w:tcPr>
-          <w:p>
-            <w:r>
-              <w:rPr>
-                <w:rFonts w:ascii="標楷體" w:cs="標楷體" w:eastAsia="標楷體" w:hAnsi="標楷體"/>
-                <w:b w:val="false"/>
-                <w:bCs w:val="false"/>
-                <w:sz w:val="22"/>
-                <w:szCs w:val="22"/>
-              </w:rPr>
-              <w:t xml:space="preserve">烏</w:t>
-            </w:r>
-          </w:p>
-        </w:tc>
-        <w:tc>
-          <w:tcPr>
-            <w:tcW w:type="dxa" w:w="7300"/>
-            <w:tcBorders>
-              <w:top w:val="single" w:color="A6A6A6" w:sz="4"/>
-              <w:left w:val="single" w:color="A6A6A6" w:sz="4"/>
-              <w:bottom w:val="single" w:color="A6A6A6" w:sz="4"/>
-              <w:right w:val="single" w:color="A6A6A6" w:sz="4"/>
-            </w:tcBorders>
-            <w:tcMar>
-              <w:top w:type="dxa" w:w="50"/>
-              <w:left w:type="dxa" w:w="90"/>
-              <w:bottom w:type="dxa" w:w="50"/>
-              <w:right w:type="dxa" w:w="90"/>
-            </w:tcMar>
-          </w:tcPr>
-          <w:p>
-            <w:r>
-              <w:rPr>
-                <w:rFonts w:ascii="標楷體" w:cs="標楷體" w:eastAsia="標楷體" w:hAnsi="標楷體"/>
-                <w:b w:val="false"/>
-                <w:bCs w:val="false"/>
-                <w:sz w:val="22"/>
-                <w:szCs w:val="22"/>
-              </w:rPr>
-              <w:t xml:space="preserve">名詞（黑色）轉為動詞，意思是「染黑」</w:t>
-            </w:r>
-          </w:p>
-          <w:p>
-            <w:r>
-              <w:rPr>
-                <w:rFonts w:ascii="標楷體" w:cs="標楷體" w:eastAsia="標楷體" w:hAnsi="標楷體"/>
-                <w:b w:val="false"/>
-                <w:bCs w:val="false"/>
-                <w:sz w:val="22"/>
-                <w:szCs w:val="22"/>
-              </w:rPr>
-              <w:t xml:space="preserve">呴水而水「烏」（第77課，課本標註：烏，染黑）</w:t>
             </w:r>
           </w:p>
         </w:tc>
@@ -11687,7 +11537,7 @@
           <w:sz w:val="24"/>
           <w:szCs w:val="24"/>
         </w:rPr>
-        <w:t xml:space="preserve">補充：「其草」的「其」指王荊公絕句；「間」是間隔。</w:t>
+        <w:t xml:space="preserve">補充：「其草」的「其」指王荊公絕句。</w:t>
       </w:r>
     </w:p>
     <w:p>
@@ -16129,19 +15979,6 @@
           <w:szCs w:val="24"/>
         </w:rPr>
         <w:t xml:space="preserve">補充：「視之」的「之」指水黑；「攫之」的「之」指烏賊。</w:t>
-      </w:r>
-    </w:p>
-    <w:p>
-      <w:pPr>
-        <w:spacing w:after="80"/>
-      </w:pPr>
-      <w:r>
-        <w:rPr>
-          <w:rFonts w:ascii="標楷體" w:cs="標楷體" w:eastAsia="標楷體" w:hAnsi="標楷體"/>
-          <w:sz w:val="24"/>
-          <w:szCs w:val="24"/>
-        </w:rPr>
-        <w:t xml:space="preserve">補充：「烏」本是名詞（黑色），這裡作動詞，染黑。</w:t>
       </w:r>
     </w:p>
     <w:p>
